--- a/05-content/articles/proverka-buhgalterii/st1-REDAKTURA-proverka.docx
+++ b/05-content/articles/proverka-buhgalterii/st1-REDAKTURA-proverka.docx
@@ -128,7 +128,7 @@
         </w:rPr>
         <w:t xml:space="preserve">Дорабатываем статью: </w:t>
       </w:r>
-      <w:hyperlink w:history="1" r:id="rIdq9ihbpyz75k4f-egcmkq9">
+      <w:hyperlink w:history="1" r:id="rIdjeefm9xma80qbw1mbglc2">
         <w:r>
           <w:rPr>
             <w:rFonts w:ascii="Arial" w:cs="Arial" w:eastAsia="Arial" w:hAnsi="Arial"/>
@@ -318,7 +318,7 @@
         </w:rPr>
         <w:t xml:space="preserve"> </w:t>
       </w:r>
-      <w:del w:id="0" w:author="1+1, в ответ на правки" w:date="Wed Oct 28 2026 10:04:44 GMT+0000 (Coordinated Universal Time)">
+      <w:del w:id="0" w:author="1+1, в ответ на правки" w:date="Wed Oct 28 2026 10:10:36 GMT+0000 (Coordinated Universal Time)">
         <w:r>
           <w:rPr>
             <w:rFonts w:ascii="Times New Roman" w:cs="Times New Roman" w:eastAsia="Times New Roman" w:hAnsi="Times New Roman"/>
@@ -329,7 +329,7 @@
         </w:r>
       </w:del>
       <w:commentRangeStart w:id="0"/>
-      <w:ins w:id="1" w:author="1+1, в ответ на правки" w:date="Wed Oct 28 2026 10:04:44 GMT+0000 (Coordinated Universal Time)">
+      <w:ins w:id="1" w:author="1+1, в ответ на правки" w:date="Wed Oct 28 2026 10:10:36 GMT+0000 (Coordinated Universal Time)">
         <w:r>
           <w:rPr>
             <w:rFonts w:ascii="Times New Roman" w:cs="Times New Roman" w:eastAsia="Times New Roman" w:hAnsi="Times New Roman"/>
@@ -376,7 +376,7 @@
         </w:rPr>
         <w:t xml:space="preserve">Источник: </w:t>
       </w:r>
-      <w:hyperlink w:history="1" r:id="rIdcc7bk37bful-eal3fv1ab">
+      <w:hyperlink w:history="1" r:id="rIdzgne0ooakelndhdg4ipfw">
         <w:r>
           <w:rPr>
             <w:rFonts w:ascii="Arial" w:cs="Arial" w:eastAsia="Arial" w:hAnsi="Arial"/>
@@ -401,7 +401,7 @@
         </w:rPr>
         <w:t xml:space="preserve">; </w:t>
       </w:r>
-      <w:hyperlink w:history="1" r:id="rIdcz2iuwtbrob_qujj60yhi">
+      <w:hyperlink w:history="1" r:id="rIdfog5smwb_i3bcutiihegy">
         <w:r>
           <w:rPr>
             <w:rFonts w:ascii="Arial" w:cs="Arial" w:eastAsia="Arial" w:hAnsi="Arial"/>
@@ -518,7 +518,7 @@
         </w:rPr>
         <w:t xml:space="preserve">Но опаснее другая ситуация: предприниматель уверен, что в бухгалтерии всё хорошо. Сумма налогов его устраивает — а это само по себе тревожный сигнал. </w:t>
       </w:r>
-      <w:del w:id="2" w:author="1+1, в ответ на правки" w:date="Wed Oct 28 2026 10:04:44 GMT+0000 (Coordinated Universal Time)">
+      <w:del w:id="2" w:author="1+1, в ответ на правки" w:date="Wed Oct 28 2026 10:10:36 GMT+0000 (Coordinated Universal Time)">
         <w:r>
           <w:rPr>
             <w:rFonts w:ascii="Times New Roman" w:cs="Times New Roman" w:eastAsia="Times New Roman" w:hAnsi="Times New Roman"/>
@@ -529,7 +529,7 @@
         </w:r>
       </w:del>
       <w:commentRangeStart w:id="1"/>
-      <w:ins w:id="3" w:author="1+1, в ответ на правки" w:date="Wed Oct 28 2026 10:04:44 GMT+0000 (Coordinated Universal Time)">
+      <w:ins w:id="3" w:author="1+1, в ответ на правки" w:date="Wed Oct 28 2026 10:10:36 GMT+0000 (Coordinated Universal Time)">
         <w:r>
           <w:rPr>
             <w:rFonts w:ascii="Times New Roman" w:cs="Times New Roman" w:eastAsia="Times New Roman" w:hAnsi="Times New Roman"/>
@@ -769,7 +769,7 @@
         </w:rPr>
         <w:t xml:space="preserve">Цена вопроса считается просто. Выездная проверка охватывает период не больше трёх календарных лет, предшествующих году, в котором вынесено решение о проверке, плюс завершившиеся периоды текущего года (п. 4 ст. 89 НК РФ). Если в эти годы налог занижен, штраф составит 20% от неуплаченной суммы, а если инспекция докажет умысел — 40% (ст. 122 НК РФ). </w:t>
       </w:r>
-      <w:del w:id="4" w:author="1+1, в ответ на правки" w:date="Wed Oct 28 2026 10:04:44 GMT+0000 (Coordinated Universal Time)">
+      <w:del w:id="4" w:author="1+1, в ответ на правки" w:date="Wed Oct 28 2026 10:10:36 GMT+0000 (Coordinated Universal Time)">
         <w:r>
           <w:rPr>
             <w:rFonts w:ascii="Times New Roman" w:cs="Times New Roman" w:eastAsia="Times New Roman" w:hAnsi="Times New Roman"/>
@@ -780,7 +780,7 @@
         </w:r>
       </w:del>
       <w:commentRangeStart w:id="2"/>
-      <w:ins w:id="5" w:author="1+1, в ответ на правки" w:date="Wed Oct 28 2026 10:04:44 GMT+0000 (Coordinated Universal Time)">
+      <w:ins w:id="5" w:author="1+1, в ответ на правки" w:date="Wed Oct 28 2026 10:10:36 GMT+0000 (Coordinated Universal Time)">
         <w:r>
           <w:rPr>
             <w:rFonts w:ascii="Times New Roman" w:cs="Times New Roman" w:eastAsia="Times New Roman" w:hAnsi="Times New Roman"/>
@@ -815,7 +815,7 @@
         </w:rPr>
         <w:t xml:space="preserve">Источник: </w:t>
       </w:r>
-      <w:hyperlink w:history="1" r:id="rIdc3idj7oxqzjulvmt4gh9b">
+      <w:hyperlink w:history="1" r:id="rIdc0sbbl-37xl64k7pgepbo">
         <w:r>
           <w:rPr>
             <w:rFonts w:ascii="Arial" w:cs="Arial" w:eastAsia="Arial" w:hAnsi="Arial"/>
@@ -840,7 +840,7 @@
         </w:rPr>
         <w:t xml:space="preserve">; </w:t>
       </w:r>
-      <w:hyperlink w:history="1" r:id="rId8ctnrtvljlw7kkenzoaa_">
+      <w:hyperlink w:history="1" r:id="rIdgtobx1nzwypavhbbw8wn0">
         <w:r>
           <w:rPr>
             <w:rFonts w:ascii="Arial" w:cs="Arial" w:eastAsia="Arial" w:hAnsi="Arial"/>
@@ -1009,7 +1009,7 @@
         </w:rPr>
         <w:t xml:space="preserve">Источник: </w:t>
       </w:r>
-      <w:hyperlink w:history="1" r:id="rIdbuv-4fbzrco3ytmc4mgh4">
+      <w:hyperlink w:history="1" r:id="rIdfsoaewanplby_uq7bz18r">
         <w:r>
           <w:rPr>
             <w:rFonts w:ascii="Arial" w:cs="Arial" w:eastAsia="Arial" w:hAnsi="Arial"/>
@@ -1130,7 +1130,7 @@
         </w:rPr>
         <w:t xml:space="preserve">Источник: </w:t>
       </w:r>
-      <w:hyperlink w:history="1" r:id="rIdnxzjcsaxr41o9lp89x4vb">
+      <w:hyperlink w:history="1" r:id="rIdbadmnwe_srx1enl_bkkyb">
         <w:r>
           <w:rPr>
             <w:rFonts w:ascii="Arial" w:cs="Arial" w:eastAsia="Arial" w:hAnsi="Arial"/>
@@ -1302,18 +1302,8 @@
         <w:shd w:fill="D9EAD3" w:color="auto" w:val="clear"/>
         <w:spacing w:after="140" w:line="300"/>
       </w:pPr>
-      <w:del w:id="6" w:author="1+1, в ответ на правки" w:date="Wed Oct 28 2026 10:04:44 GMT+0000 (Coordinated Universal Time)">
-        <w:r>
-          <w:rPr>
-            <w:rFonts w:ascii="Times New Roman" w:cs="Times New Roman" w:eastAsia="Times New Roman" w:hAnsi="Times New Roman"/>
-            <w:sz w:val="22"/>
-            <w:szCs w:val="22"/>
-          </w:rPr>
-          <w:delText xml:space="preserve">Здесь важно разделить два разных действия: первичную оценку, которую руководитель делает сам, и профессиональную проверку.</w:delText>
-        </w:r>
-      </w:del>
       <w:commentRangeStart w:id="3"/>
-      <w:ins w:id="7" w:author="1+1, в ответ на правки" w:date="Wed Oct 28 2026 10:04:44 GMT+0000 (Coordinated Universal Time)">
+      <w:ins w:id="6" w:author="1+1, в ответ на правки" w:date="Wed Oct 28 2026 10:10:36 GMT+0000 (Coordinated Universal Time)">
         <w:r>
           <w:rPr>
             <w:rFonts w:ascii="Times New Roman" w:cs="Times New Roman" w:eastAsia="Times New Roman" w:hAnsi="Times New Roman"/>
@@ -1322,7 +1312,7 @@
             <w:sz w:val="22"/>
             <w:szCs w:val="22"/>
           </w:rPr>
-          <w:t xml:space="preserve">Руководитель видит только внешние признаки: приходят требования, отчётность сдана с опозданием, налоги кажутся большими. В чём именно причина, показывает проверка.</w:t>
+          <w:t xml:space="preserve">Здесь важно разделить два разных действия: первичную оценку, которую руководитель может сделать сам, и профессиональную проверку. Первая отвечает на вопрос, есть ли повод беспокоиться; вторая — в чём именно причина.</w:t>
         </w:r>
       </w:ins>
       <w:commentRangeEnd w:id="3"/>
@@ -1335,55 +1325,59 @@
         <w:shd w:fill="D9EAD3" w:color="auto" w:val="clear"/>
         <w:spacing w:after="140" w:line="300"/>
       </w:pPr>
-      <w:del w:id="8" w:author="1+1, в ответ на правки" w:date="Wed Oct 28 2026 10:04:44 GMT+0000 (Coordinated Universal Time)">
-        <w:r>
-          <w:rPr>
-            <w:rFonts w:ascii="Times New Roman" w:cs="Times New Roman" w:eastAsia="Times New Roman" w:hAnsi="Times New Roman"/>
-            <w:sz w:val="22"/>
-            <w:szCs w:val="22"/>
-          </w:rPr>
-          <w:delText xml:space="preserve">Первичная оценка — что может сделать сам руководитель. Посмотреть, приходят ли из налоговой требования и как часто; сдаётся ли отчётность в срок; есть ли задолженность и переплата на едином налоговом счёте; закрыт ли прошлый год; совпадает ли прибыль в отчётности с тем, что вы видите по деньгам. Это даёт ответ на вопрос, есть ли повод беспокоиться, но не отвечает, в чём именно проблема.</w:delText>
-        </w:r>
-      </w:del>
+      <w:r>
+        <w:rPr>
+          <w:rFonts w:ascii="Times New Roman" w:cs="Times New Roman" w:eastAsia="Times New Roman" w:hAnsi="Times New Roman"/>
+          <w:b/>
+          <w:bCs/>
+          <w:i w:val="false"/>
+          <w:iCs w:val="false"/>
+          <w:sz w:val="22"/>
+          <w:szCs w:val="22"/>
+        </w:rPr>
+        <w:t xml:space="preserve">Первичная оценка — что видно руководителю без бухгалтера.</w:t>
+      </w:r>
+      <w:r>
+        <w:rPr>
+          <w:rFonts w:ascii="Times New Roman" w:cs="Times New Roman" w:eastAsia="Times New Roman" w:hAnsi="Times New Roman"/>
+          <w:b w:val="false"/>
+          <w:bCs w:val="false"/>
+          <w:i w:val="false"/>
+          <w:iCs w:val="false"/>
+          <w:sz w:val="22"/>
+          <w:szCs w:val="22"/>
+        </w:rPr>
+        <w:t xml:space="preserve"> Приходят ли из налоговой требования и как часто; сдаётся ли отчётность в срок; есть ли задолженность на едином налоговом счёте; закрыт ли прошлый год. Это внешние признаки: они показывают, что повод для проверки есть, но не говорят, в чём причина.</w:t>
+      </w:r>
     </w:p>
     <w:p>
       <w:pPr>
         <w:shd w:fill="D9EAD3" w:color="auto" w:val="clear"/>
         <w:spacing w:after="140" w:line="300"/>
       </w:pPr>
-      <w:del w:id="9" w:author="1+1, в ответ на правки" w:date="Wed Oct 28 2026 10:04:44 GMT+0000 (Coordinated Universal Time)">
-        <w:r>
-          <w:rPr>
-            <w:rFonts w:ascii="Times New Roman" w:cs="Times New Roman" w:eastAsia="Times New Roman" w:hAnsi="Times New Roman"/>
-            <w:sz w:val="22"/>
-            <w:szCs w:val="22"/>
-          </w:rPr>
-          <w:delText xml:space="preserve">Профессиональная проверка отвечает на второй вопрос. Как</w:delText>
-        </w:r>
-      </w:del>
-      <w:ins w:id="10" w:author="1+1, в ответ на правки" w:date="Wed Oct 28 2026 10:04:44 GMT+0000 (Coordinated Universal Time)">
-        <w:r>
-          <w:rPr>
-            <w:rFonts w:ascii="Times New Roman" w:cs="Times New Roman" w:eastAsia="Times New Roman" w:hAnsi="Times New Roman"/>
-            <w:b w:val="false"/>
-            <w:bCs w:val="false"/>
-            <w:sz w:val="22"/>
-            <w:szCs w:val="22"/>
-          </w:rPr>
-          <w:t xml:space="preserve">Как</w:t>
-        </w:r>
-      </w:ins>
-      <w:r>
-        <w:rPr>
-          <w:rFonts w:ascii="Times New Roman" w:cs="Times New Roman" w:eastAsia="Times New Roman" w:hAnsi="Times New Roman"/>
-          <w:b w:val="false"/>
-          <w:bCs w:val="false"/>
-          <w:i w:val="false"/>
-          <w:iCs w:val="false"/>
-          <w:sz w:val="22"/>
-          <w:szCs w:val="22"/>
-        </w:rPr>
-        <w:t xml:space="preserve"> провести проверку бухгалтерии полноценно — значит посмотреть:</w:t>
+      <w:r>
+        <w:rPr>
+          <w:rFonts w:ascii="Times New Roman" w:cs="Times New Roman" w:eastAsia="Times New Roman" w:hAnsi="Times New Roman"/>
+          <w:b/>
+          <w:bCs/>
+          <w:i w:val="false"/>
+          <w:iCs w:val="false"/>
+          <w:sz w:val="22"/>
+          <w:szCs w:val="22"/>
+        </w:rPr>
+        <w:t xml:space="preserve">Профессиональная проверка</w:t>
+      </w:r>
+      <w:r>
+        <w:rPr>
+          <w:rFonts w:ascii="Times New Roman" w:cs="Times New Roman" w:eastAsia="Times New Roman" w:hAnsi="Times New Roman"/>
+          <w:b w:val="false"/>
+          <w:bCs w:val="false"/>
+          <w:i w:val="false"/>
+          <w:iCs w:val="false"/>
+          <w:sz w:val="22"/>
+          <w:szCs w:val="22"/>
+        </w:rPr>
+        <w:t xml:space="preserve"> отвечает на второй вопрос. Как провести проверку бухгалтерии полноценно — значит посмотреть:</w:t>
       </w:r>
     </w:p>
     <w:p>
@@ -1566,7 +1560,7 @@
         <w:shd w:fill="D9EAD3" w:color="auto" w:val="clear"/>
         <w:spacing w:after="140" w:line="300"/>
       </w:pPr>
-      <w:del w:id="11" w:author="1+1, в ответ на правки" w:date="Wed Oct 28 2026 10:04:44 GMT+0000 (Coordinated Universal Time)">
+      <w:del w:id="7" w:author="1+1, в ответ на правки" w:date="Wed Oct 28 2026 10:10:36 GMT+0000 (Coordinated Universal Time)">
         <w:r>
           <w:rPr>
             <w:rFonts w:ascii="Times New Roman" w:cs="Times New Roman" w:eastAsia="Times New Roman" w:hAnsi="Times New Roman"/>
@@ -1615,7 +1609,7 @@
         <w:shd w:fill="D9EAD3" w:color="auto" w:val="clear"/>
         <w:spacing w:after="140" w:line="300"/>
       </w:pPr>
-      <w:del w:id="12" w:author="1+1, в ответ на правки" w:date="Wed Oct 28 2026 10:04:44 GMT+0000 (Coordinated Universal Time)">
+      <w:del w:id="8" w:author="1+1, в ответ на правки" w:date="Wed Oct 28 2026 10:10:36 GMT+0000 (Coordinated Universal Time)">
         <w:r>
           <w:rPr>
             <w:rFonts w:ascii="Times New Roman" w:cs="Times New Roman" w:eastAsia="Times New Roman" w:hAnsi="Times New Roman"/>
@@ -1625,7 +1619,7 @@
           <w:delText xml:space="preserve">Инициативный аудит бывает разным — его вид определяется задачей, с которой к нему приходят.</w:delText>
         </w:r>
       </w:del>
-      <w:ins w:id="13" w:author="1+1, в ответ на правки" w:date="Wed Oct 28 2026 10:04:44 GMT+0000 (Coordinated Universal Time)">
+      <w:ins w:id="9" w:author="1+1, в ответ на правки" w:date="Wed Oct 28 2026 10:10:36 GMT+0000 (Coordinated Universal Time)">
         <w:r>
           <w:rPr>
             <w:rFonts w:ascii="Times New Roman" w:cs="Times New Roman" w:eastAsia="Times New Roman" w:hAnsi="Times New Roman"/>
@@ -1772,7 +1766,7 @@
               <w:t xml:space="preserve">бухгалтерский и налоговый учёт целиком за период, </w:t>
             </w:r>
             <w:commentRangeStart w:id="4"/>
-            <w:ins w:id="14" w:author="1+1, в ответ на правки" w:date="Wed Oct 28 2026 10:04:44 GMT+0000 (Coordinated Universal Time)">
+            <w:ins w:id="10" w:author="1+1, в ответ на правки" w:date="Wed Oct 28 2026 10:10:36 GMT+0000 (Coordinated Universal Time)">
               <w:r>
                 <w:rPr>
                   <w:rFonts w:ascii="Times New Roman" w:cs="Times New Roman" w:eastAsia="Times New Roman" w:hAnsi="Times New Roman"/>
@@ -1901,7 +1895,7 @@
             <w:pPr>
               <w:spacing w:after="40"/>
             </w:pPr>
-            <w:del w:id="15" w:author="1+1, в ответ на правки" w:date="Wed Oct 28 2026 10:04:44 GMT+0000 (Coordinated Universal Time)">
+            <w:del w:id="11" w:author="1+1, в ответ на правки" w:date="Wed Oct 28 2026 10:10:36 GMT+0000 (Coordinated Universal Time)">
               <w:r>
                 <w:rPr>
                   <w:rFonts w:ascii="Times New Roman" w:cs="Times New Roman" w:eastAsia="Times New Roman" w:hAnsi="Times New Roman"/>
@@ -1912,7 +1906,7 @@
               </w:r>
             </w:del>
             <w:commentRangeStart w:id="5"/>
-            <w:ins w:id="16" w:author="1+1, в ответ на правки" w:date="Wed Oct 28 2026 10:04:44 GMT+0000 (Coordinated Universal Time)">
+            <w:ins w:id="12" w:author="1+1, в ответ на правки" w:date="Wed Oct 28 2026 10:10:36 GMT+0000 (Coordinated Universal Time)">
               <w:r>
                 <w:rPr>
                   <w:rFonts w:ascii="Times New Roman" w:cs="Times New Roman" w:eastAsia="Times New Roman" w:hAnsi="Times New Roman"/>
@@ -2069,7 +2063,7 @@
         <w:shd w:fill="D9EAD3" w:color="auto" w:val="clear"/>
         <w:spacing w:after="140" w:line="300"/>
       </w:pPr>
-      <w:del w:id="17" w:author="1+1, в ответ на правки" w:date="Wed Oct 28 2026 10:04:44 GMT+0000 (Coordinated Universal Time)">
+      <w:del w:id="13" w:author="1+1, в ответ на правки" w:date="Wed Oct 28 2026 10:10:36 GMT+0000 (Coordinated Universal Time)">
         <w:r>
           <w:rPr>
             <w:rFonts w:ascii="Times New Roman" w:cs="Times New Roman" w:eastAsia="Times New Roman" w:hAnsi="Times New Roman"/>
@@ -2080,7 +2074,7 @@
         </w:r>
       </w:del>
       <w:commentRangeStart w:id="6"/>
-      <w:ins w:id="18" w:author="1+1, в ответ на правки" w:date="Wed Oct 28 2026 10:04:44 GMT+0000 (Coordinated Universal Time)">
+      <w:ins w:id="14" w:author="1+1, в ответ на правки" w:date="Wed Oct 28 2026 10:10:36 GMT+0000 (Coordinated Universal Time)">
         <w:r>
           <w:rPr>
             <w:rFonts w:ascii="Times New Roman" w:cs="Times New Roman" w:eastAsia="Times New Roman" w:hAnsi="Times New Roman"/>
@@ -2581,7 +2575,7 @@
         <w:shd w:fill="D9EAD3" w:color="auto" w:val="clear"/>
         <w:spacing w:after="80" w:line="300"/>
       </w:pPr>
-      <w:del w:id="19" w:author="1+1, в ответ на правки" w:date="Wed Oct 28 2026 10:04:44 GMT+0000 (Coordinated Universal Time)">
+      <w:del w:id="15" w:author="1+1, в ответ на правки" w:date="Wed Oct 28 2026 10:10:36 GMT+0000 (Coordinated Universal Time)">
         <w:r>
           <w:rPr>
             <w:rFonts w:ascii="Times New Roman" w:cs="Times New Roman" w:eastAsia="Times New Roman" w:hAnsi="Times New Roman"/>
@@ -2592,7 +2586,7 @@
         </w:r>
       </w:del>
       <w:commentRangeStart w:id="7"/>
-      <w:ins w:id="20" w:author="1+1, в ответ на правки" w:date="Wed Oct 28 2026 10:04:44 GMT+0000 (Coordinated Universal Time)">
+      <w:ins w:id="16" w:author="1+1, в ответ на правки" w:date="Wed Oct 28 2026 10:10:36 GMT+0000 (Coordinated Universal Time)">
         <w:r>
           <w:rPr>
             <w:rFonts w:ascii="Times New Roman" w:cs="Times New Roman" w:eastAsia="Times New Roman" w:hAnsi="Times New Roman"/>
@@ -2604,7 +2598,7 @@
           <w:t xml:space="preserve">отсутствие закрывающих документов</w:t>
         </w:r>
       </w:ins>
-      <w:ins w:id="21" w:author="1+1, в ответ на правки" w:date="Wed Oct 28 2026 10:04:44 GMT+0000 (Coordinated Universal Time)">
+      <w:ins w:id="17" w:author="1+1, в ответ на правки" w:date="Wed Oct 28 2026 10:10:36 GMT+0000 (Coordinated Universal Time)">
         <w:r>
           <w:rPr>
             <w:rFonts w:ascii="Times New Roman" w:cs="Times New Roman" w:eastAsia="Times New Roman" w:hAnsi="Times New Roman"/>
@@ -2631,7 +2625,7 @@
         <w:shd w:fill="D9EAD3" w:color="auto" w:val="clear"/>
         <w:spacing w:after="80" w:line="300"/>
       </w:pPr>
-      <w:del w:id="22" w:author="1+1, в ответ на правки" w:date="Wed Oct 28 2026 10:04:44 GMT+0000 (Coordinated Universal Time)">
+      <w:del w:id="18" w:author="1+1, в ответ на правки" w:date="Wed Oct 28 2026 10:10:36 GMT+0000 (Coordinated Universal Time)">
         <w:r>
           <w:rPr>
             <w:rFonts w:ascii="Times New Roman" w:cs="Times New Roman" w:eastAsia="Times New Roman" w:hAnsi="Times New Roman"/>
@@ -2642,7 +2636,7 @@
         </w:r>
       </w:del>
       <w:commentRangeStart w:id="8"/>
-      <w:ins w:id="23" w:author="1+1, в ответ на правки" w:date="Wed Oct 28 2026 10:04:44 GMT+0000 (Coordinated Universal Time)">
+      <w:ins w:id="19" w:author="1+1, в ответ на правки" w:date="Wed Oct 28 2026 10:10:36 GMT+0000 (Coordinated Universal Time)">
         <w:r>
           <w:rPr>
             <w:rFonts w:ascii="Times New Roman" w:cs="Times New Roman" w:eastAsia="Times New Roman" w:hAnsi="Times New Roman"/>
@@ -2654,7 +2648,7 @@
           <w:t xml:space="preserve">недостаточность аналитического учёта</w:t>
         </w:r>
       </w:ins>
-      <w:ins w:id="24" w:author="1+1, в ответ на правки" w:date="Wed Oct 28 2026 10:04:44 GMT+0000 (Coordinated Universal Time)">
+      <w:ins w:id="20" w:author="1+1, в ответ на правки" w:date="Wed Oct 28 2026 10:10:36 GMT+0000 (Coordinated Universal Time)">
         <w:r>
           <w:rPr>
             <w:rFonts w:ascii="Times New Roman" w:cs="Times New Roman" w:eastAsia="Times New Roman" w:hAnsi="Times New Roman"/>
@@ -2751,7 +2745,7 @@
         <w:shd w:fill="D9EAD3" w:color="auto" w:val="clear"/>
         <w:spacing w:after="80" w:line="300"/>
       </w:pPr>
-      <w:del w:id="25" w:author="1+1, в ответ на правки" w:date="Wed Oct 28 2026 10:04:44 GMT+0000 (Coordinated Universal Time)">
+      <w:del w:id="21" w:author="1+1, в ответ на правки" w:date="Wed Oct 28 2026 10:10:36 GMT+0000 (Coordinated Universal Time)">
         <w:r>
           <w:rPr>
             <w:rFonts w:ascii="Times New Roman" w:cs="Times New Roman" w:eastAsia="Times New Roman" w:hAnsi="Times New Roman"/>
@@ -2762,7 +2756,7 @@
         </w:r>
       </w:del>
       <w:commentRangeStart w:id="9"/>
-      <w:ins w:id="26" w:author="1+1, в ответ на правки" w:date="Wed Oct 28 2026 10:04:44 GMT+0000 (Coordinated Universal Time)">
+      <w:ins w:id="22" w:author="1+1, в ответ на правки" w:date="Wed Oct 28 2026 10:10:36 GMT+0000 (Coordinated Universal Time)">
         <w:r>
           <w:rPr>
             <w:rFonts w:ascii="Times New Roman" w:cs="Times New Roman" w:eastAsia="Times New Roman" w:hAnsi="Times New Roman"/>
@@ -2774,7 +2768,7 @@
           <w:t xml:space="preserve">ошибки в зарплате и взносах</w:t>
         </w:r>
       </w:ins>
-      <w:ins w:id="27" w:author="1+1, в ответ на правки" w:date="Wed Oct 28 2026 10:04:44 GMT+0000 (Coordinated Universal Time)">
+      <w:ins w:id="23" w:author="1+1, в ответ на правки" w:date="Wed Oct 28 2026 10:10:36 GMT+0000 (Coordinated Universal Time)">
         <w:r>
           <w:rPr>
             <w:rFonts w:ascii="Times New Roman" w:cs="Times New Roman" w:eastAsia="Times New Roman" w:hAnsi="Times New Roman"/>
@@ -2833,7 +2827,7 @@
         <w:shd w:fill="D9EAD3" w:color="auto" w:val="clear"/>
         <w:spacing w:after="140" w:line="300"/>
       </w:pPr>
-      <w:del w:id="28" w:author="1+1, в ответ на правки" w:date="Wed Oct 28 2026 10:04:44 GMT+0000 (Coordinated Universal Time)">
+      <w:del w:id="24" w:author="1+1, в ответ на правки" w:date="Wed Oct 28 2026 10:10:36 GMT+0000 (Coordinated Universal Time)">
         <w:r>
           <w:rPr>
             <w:rFonts w:ascii="Times New Roman" w:cs="Times New Roman" w:eastAsia="Times New Roman" w:hAnsi="Times New Roman"/>
@@ -2844,7 +2838,7 @@
         </w:r>
       </w:del>
       <w:commentRangeStart w:id="10"/>
-      <w:ins w:id="29" w:author="1+1, в ответ на правки" w:date="Wed Oct 28 2026 10:04:44 GMT+0000 (Coordinated Universal Time)">
+      <w:ins w:id="25" w:author="1+1, в ответ на правки" w:date="Wed Oct 28 2026 10:10:36 GMT+0000 (Coordinated Universal Time)">
         <w:r>
           <w:rPr>
             <w:rFonts w:ascii="Times New Roman" w:cs="Times New Roman" w:eastAsia="Times New Roman" w:hAnsi="Times New Roman"/>
@@ -2947,7 +2941,7 @@
         </w:rPr>
         <w:t xml:space="preserve">Есть и события, после которых проверка нужна независимо от календаря: уволился главный бухгалтер, </w:t>
       </w:r>
-      <w:del w:id="30" w:author="1+1, в ответ на правки" w:date="Wed Oct 28 2026 10:04:44 GMT+0000 (Coordinated Universal Time)">
+      <w:del w:id="26" w:author="1+1, в ответ на правки" w:date="Wed Oct 28 2026 10:10:36 GMT+0000 (Coordinated Universal Time)">
         <w:r>
           <w:rPr>
             <w:rFonts w:ascii="Times New Roman" w:cs="Times New Roman" w:eastAsia="Times New Roman" w:hAnsi="Times New Roman"/>
@@ -3013,7 +3007,7 @@
         <w:shd w:fill="D9EAD3" w:color="auto" w:val="clear"/>
         <w:spacing w:after="80" w:line="300"/>
       </w:pPr>
-      <w:del w:id="31" w:author="1+1, в ответ на правки" w:date="Wed Oct 28 2026 10:04:44 GMT+0000 (Coordinated Universal Time)">
+      <w:del w:id="27" w:author="1+1, в ответ на правки" w:date="Wed Oct 28 2026 10:10:36 GMT+0000 (Coordinated Universal Time)">
         <w:r>
           <w:rPr>
             <w:rFonts w:ascii="Times New Roman" w:cs="Times New Roman" w:eastAsia="Times New Roman" w:hAnsi="Times New Roman"/>
@@ -3024,7 +3018,7 @@
         </w:r>
       </w:del>
       <w:commentRangeStart w:id="11"/>
-      <w:ins w:id="32" w:author="1+1, в ответ на правки" w:date="Wed Oct 28 2026 10:04:44 GMT+0000 (Coordinated Universal Time)">
+      <w:ins w:id="28" w:author="1+1, в ответ на правки" w:date="Wed Oct 28 2026 10:10:36 GMT+0000 (Coordinated Universal Time)">
         <w:r>
           <w:rPr>
             <w:rFonts w:ascii="Times New Roman" w:cs="Times New Roman" w:eastAsia="Times New Roman" w:hAnsi="Times New Roman"/>
@@ -3110,7 +3104,7 @@
         </w:rPr>
         <w:t xml:space="preserve"> Проверка показывает не только что сделано неверно, </w:t>
       </w:r>
-      <w:del w:id="33" w:author="1+1, в ответ на правки" w:date="Wed Oct 28 2026 10:04:44 GMT+0000 (Coordinated Universal Time)">
+      <w:del w:id="29" w:author="1+1, в ответ на правки" w:date="Wed Oct 28 2026 10:10:36 GMT+0000 (Coordinated Universal Time)">
         <w:r>
           <w:rPr>
             <w:rFonts w:ascii="Times New Roman" w:cs="Times New Roman" w:eastAsia="Times New Roman" w:hAnsi="Times New Roman"/>
@@ -3121,7 +3115,7 @@
         </w:r>
       </w:del>
       <w:commentRangeStart w:id="12"/>
-      <w:ins w:id="34" w:author="1+1, в ответ на правки" w:date="Wed Oct 28 2026 10:04:44 GMT+0000 (Coordinated Universal Time)">
+      <w:ins w:id="30" w:author="1+1, в ответ на правки" w:date="Wed Oct 28 2026 10:10:36 GMT+0000 (Coordinated Universal Time)">
         <w:r>
           <w:rPr>
             <w:rFonts w:ascii="Times New Roman" w:cs="Times New Roman" w:eastAsia="Times New Roman" w:hAnsi="Times New Roman"/>
@@ -3172,7 +3166,7 @@
         </w:rPr>
         <w:t xml:space="preserve"> </w:t>
       </w:r>
-      <w:del w:id="35" w:author="1+1, в ответ на правки" w:date="Wed Oct 28 2026 10:04:44 GMT+0000 (Coordinated Universal Time)">
+      <w:del w:id="31" w:author="1+1, в ответ на правки" w:date="Wed Oct 28 2026 10:10:36 GMT+0000 (Coordinated Universal Time)">
         <w:r>
           <w:rPr>
             <w:rFonts w:ascii="Times New Roman" w:cs="Times New Roman" w:eastAsia="Times New Roman" w:hAnsi="Times New Roman"/>
@@ -3183,7 +3177,7 @@
         </w:r>
       </w:del>
       <w:commentRangeStart w:id="13"/>
-      <w:ins w:id="36" w:author="1+1, в ответ на правки" w:date="Wed Oct 28 2026 10:04:44 GMT+0000 (Coordinated Universal Time)">
+      <w:ins w:id="32" w:author="1+1, в ответ на правки" w:date="Wed Oct 28 2026 10:10:36 GMT+0000 (Coordinated Universal Time)">
         <w:r>
           <w:rPr>
             <w:rFonts w:ascii="Times New Roman" w:cs="Times New Roman" w:eastAsia="Times New Roman" w:hAnsi="Times New Roman"/>
@@ -3234,7 +3228,7 @@
         </w:rPr>
         <w:t xml:space="preserve"> </w:t>
       </w:r>
-      <w:del w:id="37" w:author="1+1, в ответ на правки" w:date="Wed Oct 28 2026 10:04:44 GMT+0000 (Coordinated Universal Time)">
+      <w:del w:id="33" w:author="1+1, в ответ на правки" w:date="Wed Oct 28 2026 10:10:36 GMT+0000 (Coordinated Universal Time)">
         <w:r>
           <w:rPr>
             <w:rFonts w:ascii="Times New Roman" w:cs="Times New Roman" w:eastAsia="Times New Roman" w:hAnsi="Times New Roman"/>
@@ -3245,7 +3239,7 @@
         </w:r>
       </w:del>
       <w:commentRangeStart w:id="14"/>
-      <w:ins w:id="38" w:author="1+1, в ответ на правки" w:date="Wed Oct 28 2026 10:04:44 GMT+0000 (Coordinated Universal Time)">
+      <w:ins w:id="34" w:author="1+1, в ответ на правки" w:date="Wed Oct 28 2026 10:10:36 GMT+0000 (Coordinated Universal Time)">
         <w:r>
           <w:rPr>
             <w:rFonts w:ascii="Times New Roman" w:cs="Times New Roman" w:eastAsia="Times New Roman" w:hAnsi="Times New Roman"/>
@@ -3272,7 +3266,7 @@
         <w:shd w:fill="D9EAD3" w:color="auto" w:val="clear"/>
         <w:spacing w:after="80" w:line="300"/>
       </w:pPr>
-      <w:del w:id="39" w:author="1+1, в ответ на правки" w:date="Wed Oct 28 2026 10:04:44 GMT+0000 (Coordinated Universal Time)">
+      <w:del w:id="35" w:author="1+1, в ответ на правки" w:date="Wed Oct 28 2026 10:10:36 GMT+0000 (Coordinated Universal Time)">
         <w:r>
           <w:rPr>
             <w:rFonts w:ascii="Times New Roman" w:cs="Times New Roman" w:eastAsia="Times New Roman" w:hAnsi="Times New Roman"/>
@@ -3283,7 +3277,7 @@
         </w:r>
       </w:del>
       <w:commentRangeStart w:id="15"/>
-      <w:ins w:id="40" w:author="1+1, в ответ на правки" w:date="Wed Oct 28 2026 10:04:44 GMT+0000 (Coordinated Universal Time)">
+      <w:ins w:id="36" w:author="1+1, в ответ на правки" w:date="Wed Oct 28 2026 10:10:36 GMT+0000 (Coordinated Universal Time)">
         <w:r>
           <w:rPr>
             <w:rFonts w:ascii="Times New Roman" w:cs="Times New Roman" w:eastAsia="Times New Roman" w:hAnsi="Times New Roman"/>
@@ -3295,7 +3289,7 @@
           <w:t xml:space="preserve">Объективная оценка работы бухгалтерии.</w:t>
         </w:r>
       </w:ins>
-      <w:ins w:id="41" w:author="1+1, в ответ на правки" w:date="Wed Oct 28 2026 10:04:44 GMT+0000 (Coordinated Universal Time)">
+      <w:ins w:id="37" w:author="1+1, в ответ на правки" w:date="Wed Oct 28 2026 10:10:36 GMT+0000 (Coordinated Universal Time)">
         <w:r>
           <w:rPr>
             <w:rFonts w:ascii="Times New Roman" w:cs="Times New Roman" w:eastAsia="Times New Roman" w:hAnsi="Times New Roman"/>
@@ -3330,7 +3324,7 @@
         </w:rPr>
         <w:t xml:space="preserve">Источник: </w:t>
       </w:r>
-      <w:hyperlink w:history="1" r:id="rIdxnvxeahiugduvtqwhn4ng">
+      <w:hyperlink w:history="1" r:id="rIdlgvb4_xa7iwtplvbzaoho">
         <w:r>
           <w:rPr>
             <w:rFonts w:ascii="Arial" w:cs="Arial" w:eastAsia="Arial" w:hAnsi="Arial"/>
@@ -3527,7 +3521,7 @@
         </w:rPr>
         <w:t xml:space="preserve">Да. Требование о том, что проверку проводят только аудиторские организации, относится к обязательному аудиту (ч. 3 ст. 5 закона № 307-ФЗ). </w:t>
       </w:r>
-      <w:del w:id="42" w:author="1+1, в ответ на правки" w:date="Wed Oct 28 2026 10:04:44 GMT+0000 (Coordinated Universal Time)">
+      <w:del w:id="38" w:author="1+1, в ответ на правки" w:date="Wed Oct 28 2026 10:10:36 GMT+0000 (Coordinated Universal Time)">
         <w:r>
           <w:rPr>
             <w:rFonts w:ascii="Times New Roman" w:cs="Times New Roman" w:eastAsia="Times New Roman" w:hAnsi="Times New Roman"/>
@@ -3538,7 +3532,7 @@
         </w:r>
       </w:del>
       <w:commentRangeStart w:id="16"/>
-      <w:ins w:id="43" w:author="1+1, в ответ на правки" w:date="Wed Oct 28 2026 10:04:44 GMT+0000 (Coordinated Universal Time)">
+      <w:ins w:id="39" w:author="1+1, в ответ на правки" w:date="Wed Oct 28 2026 10:10:36 GMT+0000 (Coordinated Universal Time)">
         <w:r>
           <w:rPr>
             <w:rFonts w:ascii="Times New Roman" w:cs="Times New Roman" w:eastAsia="Times New Roman" w:hAnsi="Times New Roman"/>
@@ -3593,7 +3587,7 @@
         <w:shd w:fill="D9EAD3" w:color="auto" w:val="clear"/>
         <w:spacing w:after="140" w:line="300"/>
       </w:pPr>
-      <w:del w:id="44" w:author="1+1, в ответ на правки" w:date="Wed Oct 28 2026 10:04:44 GMT+0000 (Coordinated Universal Time)">
+      <w:del w:id="40" w:author="1+1, в ответ на правки" w:date="Wed Oct 28 2026 10:10:36 GMT+0000 (Coordinated Universal Time)">
         <w:r>
           <w:rPr>
             <w:rFonts w:ascii="Times New Roman" w:cs="Times New Roman" w:eastAsia="Times New Roman" w:hAnsi="Times New Roman"/>
@@ -3604,7 +3598,7 @@
         </w:r>
       </w:del>
       <w:commentRangeStart w:id="17"/>
-      <w:ins w:id="45" w:author="1+1, в ответ на правки" w:date="Wed Oct 28 2026 10:04:44 GMT+0000 (Coordinated Universal Time)">
+      <w:ins w:id="41" w:author="1+1, в ответ на правки" w:date="Wed Oct 28 2026 10:10:36 GMT+0000 (Coordinated Universal Time)">
         <w:r>
           <w:rPr>
             <w:rFonts w:ascii="Times New Roman" w:cs="Times New Roman" w:eastAsia="Times New Roman" w:hAnsi="Times New Roman"/>
@@ -3734,7 +3728,7 @@
         <w:shd w:fill="D9EAD3" w:color="auto" w:val="clear"/>
         <w:spacing w:after="80" w:line="300"/>
       </w:pPr>
-      <w:hyperlink w:history="1" r:id="rIdzc7vpzxwcdqkibsurdvcq">
+      <w:hyperlink w:history="1" r:id="rId2yyprjvenbi92bipjwyjg">
         <w:r>
           <w:rPr>
             <w:rFonts w:ascii="Times New Roman" w:cs="Times New Roman" w:eastAsia="Times New Roman" w:hAnsi="Times New Roman"/>
@@ -3769,7 +3763,7 @@
         <w:shd w:fill="D9EAD3" w:color="auto" w:val="clear"/>
         <w:spacing w:after="80" w:line="300"/>
       </w:pPr>
-      <w:hyperlink w:history="1" r:id="rIdqiilcbl5k_o_8tfgtg1cn">
+      <w:hyperlink w:history="1" r:id="rIdoukzpprnhss0r0k_rcdot">
         <w:r>
           <w:rPr>
             <w:rFonts w:ascii="Times New Roman" w:cs="Times New Roman" w:eastAsia="Times New Roman" w:hAnsi="Times New Roman"/>
@@ -3804,7 +3798,7 @@
         <w:shd w:fill="D9EAD3" w:color="auto" w:val="clear"/>
         <w:spacing w:after="80" w:line="300"/>
       </w:pPr>
-      <w:hyperlink w:history="1" r:id="rId9xx29to5slm8jvuwbi6ng">
+      <w:hyperlink w:history="1" r:id="rIdbrhleoiy9jh2ry6yo0rvp">
         <w:r>
           <w:rPr>
             <w:rFonts w:ascii="Times New Roman" w:cs="Times New Roman" w:eastAsia="Times New Roman" w:hAnsi="Times New Roman"/>
@@ -3963,7 +3957,7 @@
             <w:pPr>
               <w:spacing w:after="40"/>
             </w:pPr>
-            <w:hyperlink w:history="1" r:id="rId3mmzkgydksatag2l2bh3d">
+            <w:hyperlink w:history="1" r:id="rIdfkj8ggdguauazo_ci8w65">
               <w:r>
                 <w:rPr>
                   <w:rFonts w:ascii="Times New Roman" w:cs="Times New Roman" w:eastAsia="Times New Roman" w:hAnsi="Times New Roman"/>
@@ -4014,7 +4008,7 @@
             <w:pPr>
               <w:spacing w:after="40"/>
             </w:pPr>
-            <w:hyperlink w:history="1" r:id="rIdsryqld43frzr5wueo_pdq">
+            <w:hyperlink w:history="1" r:id="rIdkxmzmvzidjgptm1t5mzve">
               <w:r>
                 <w:rPr>
                   <w:rFonts w:ascii="Times New Roman" w:cs="Times New Roman" w:eastAsia="Times New Roman" w:hAnsi="Times New Roman"/>
@@ -4065,7 +4059,7 @@
             <w:pPr>
               <w:spacing w:after="40"/>
             </w:pPr>
-            <w:hyperlink w:history="1" r:id="rId2vxhekprk9n5ls9fbrh-r">
+            <w:hyperlink w:history="1" r:id="rIdhasviqg3uritbo8gdb86r">
               <w:r>
                 <w:rPr>
                   <w:rFonts w:ascii="Times New Roman" w:cs="Times New Roman" w:eastAsia="Times New Roman" w:hAnsi="Times New Roman"/>
@@ -4376,7 +4370,7 @@
           <w:sz w:val="26"/>
           <w:szCs w:val="26"/>
         </w:rPr>
-        <w:t xml:space="preserve">Что осталось решить</w:t>
+        <w:t xml:space="preserve">Решение по расхождению</w:t>
       </w:r>
     </w:p>
     <w:p>
@@ -4423,7 +4417,7 @@
           <w:sz w:val="22"/>
           <w:szCs w:val="22"/>
         </w:rPr>
-        <w:t xml:space="preserve"> Пункт 2 ТЗ требовал показать разницу между первичной оценкой руководителем и профессиональной проверкой. Редактор перечень самостоятельной проверки сняла: руководитель этого сам не сделает. Я оставил одну фразу о том, что руководитель видит внешние признаки, а причину показывает проверка, и убрал перечень. Если нужно выполнить пункт ТЗ полностью — верну в другом виде, но тогда это стоит согласовать с автором ТЗ.</w:t>
+        <w:t xml:space="preserve"> Редактор предложила снять перечень самостоятельной проверки: руководитель этого сам не сделает. Заказчик 28.10.2026 решил перечень вернуть — пункт 2 ТЗ требует показать разницу между первичной оценкой и профессиональной проверкой. Перечень возвращён и переформулирован: сокращён до того, что руководитель действительно видит без бухгалтера, и прямо названо, что это внешние признаки, а не проверка.</w:t>
       </w:r>
     </w:p>
     <w:p>
@@ -4591,7 +4585,7 @@
 
 <file path=word/comments.xml><?xml version="1.0" encoding="utf-8"?>
 <w:comments xmlns:cx="http://schemas.microsoft.com/office/drawing/2014/chartex" xmlns:cx1="http://schemas.microsoft.com/office/drawing/2015/9/8/chartex" xmlns:cx2="http://schemas.microsoft.com/office/drawing/2015/10/21/chartex" xmlns:cx3="http://schemas.microsoft.com/office/drawing/2016/5/9/chartex" xmlns:cx4="http://schemas.microsoft.com/office/drawing/2016/5/10/chartex" xmlns:cx5="http://schemas.microsoft.com/office/drawing/2016/5/11/chartex" xmlns:cx6="http://schemas.microsoft.com/office/drawing/2016/5/12/chartex" xmlns:cx7="http://schemas.microsoft.com/office/drawing/2016/5/13/chartex" xmlns:cx8="http://schemas.microsoft.com/office/drawing/2016/5/14/chartex" xmlns:mc="http://schemas.openxmlformats.org/markup-compatibility/2006" xmlns:aink="http://schemas.microsoft.com/office/drawing/2016/ink" xmlns:am3d="http://schemas.microsoft.com/office/drawing/2017/model3d" xmlns:o="urn:schemas-microsoft-com:office:office" xmlns:r="http://schemas.openxmlformats.org/officeDocument/2006/relationships" xmlns:m="http://schemas.openxmlformats.org/officeDocument/2006/math" xmlns:v="urn:schemas-microsoft-com:vml" xmlns:wp14="http://schemas.microsoft.com/office/word/2010/wordprocessingDrawing" xmlns:wp="http://schemas.openxmlformats.org/drawingml/2006/wordprocessingDrawing" xmlns:w10="urn:schemas-microsoft-com:office:word" xmlns:w="http://schemas.openxmlformats.org/wordprocessingml/2006/main" xmlns:w14="http://schemas.microsoft.com/office/word/2010/wordml" xmlns:w15="http://schemas.microsoft.com/office/word/2012/wordml" xmlns:w16cex="http://schemas.microsoft.com/office/word/2018/wordml/cex" xmlns:w16cid="http://schemas.microsoft.com/office/word/2016/wordml/cid" xmlns:w16="http://schemas.microsoft.com/office/word/2018/wordml" xmlns:w16sdtdh="http://schemas.microsoft.com/office/word/2020/wordml/sdtdatahash" xmlns:w16se="http://schemas.microsoft.com/office/word/2015/wordml/symex" xmlns:wpg="http://schemas.microsoft.com/office/word/2010/wordprocessingGroup" xmlns:wpi="http://schemas.microsoft.com/office/word/2010/wordprocessingInk" xmlns:wne="http://schemas.microsoft.com/office/word/2006/wordml" xmlns:wps="http://schemas.microsoft.com/office/word/2010/wordprocessingShape">
-  <w:comment w:id="0" w:author="1+1, в ответ на правки" w:date="2026-10-28T10:04:44.523Z">
+  <w:comment w:id="0" w:author="1+1, в ответ на правки" w:date="2026-10-28T10:10:36.770Z">
     <w:p>
       <w:r>
         <w:rPr>
@@ -4603,7 +4597,7 @@
       </w:r>
     </w:p>
   </w:comment>
-  <w:comment w:id="1" w:author="1+1, в ответ на правки" w:date="2026-10-28T10:04:44.523Z">
+  <w:comment w:id="1" w:author="1+1, в ответ на правки" w:date="2026-10-28T10:10:36.770Z">
     <w:p>
       <w:r>
         <w:rPr>
@@ -4615,7 +4609,7 @@
       </w:r>
     </w:p>
   </w:comment>
-  <w:comment w:id="2" w:author="1+1, в ответ на правки" w:date="2026-10-28T10:04:44.523Z">
+  <w:comment w:id="2" w:author="1+1, в ответ на правки" w:date="2026-10-28T10:10:36.770Z">
     <w:p>
       <w:r>
         <w:rPr>
@@ -4627,7 +4621,7 @@
       </w:r>
     </w:p>
   </w:comment>
-  <w:comment w:id="3" w:author="1+1, в ответ на правки" w:date="2026-10-28T10:04:44.523Z">
+  <w:comment w:id="3" w:author="1+1, в ответ на правки" w:date="2026-10-28T10:10:36.770Z">
     <w:p>
       <w:r>
         <w:rPr>
@@ -4635,11 +4629,11 @@
           <w:sz w:val="18"/>
           <w:szCs w:val="18"/>
         </w:rPr>
-        <w:t xml:space="preserve">[ВАША ПРАВКА] Перечень того, что руководитель проверяет сам, убран по вашему комментарию. [ТЗ] Пункт 2 задания требовал показать разницу между первичной оценкой и профессиональной проверкой — оставлена одна фраза, чтобы раздел отвечал на свой заголовок. Если нужно убрать и её, скажите.</w:t>
+        <w:t xml:space="preserve">[ТЗ] Этот перечень вы предложили снять — руководитель сам столько не проверит. Заказчик 28.10.2026 решил его вернуть — пункт 2 задания требует показать разницу между первичной оценкой руководителем и профессиональной проверкой. Перечень сокращён до того, что руководитель действительно видит без бухгалтера, и прямо названо, что это внешние признаки, а причину показывает проверка.</w:t>
       </w:r>
     </w:p>
   </w:comment>
-  <w:comment w:id="4" w:author="1+1, в ответ на правки" w:date="2026-10-28T10:04:44.523Z">
+  <w:comment w:id="4" w:author="1+1, в ответ на правки" w:date="2026-10-28T10:10:36.770Z">
     <w:p>
       <w:r>
         <w:rPr>
@@ -4651,7 +4645,7 @@
       </w:r>
     </w:p>
   </w:comment>
-  <w:comment w:id="5" w:author="1+1, в ответ на правки" w:date="2026-10-28T10:04:44.523Z">
+  <w:comment w:id="5" w:author="1+1, в ответ на правки" w:date="2026-10-28T10:10:36.770Z">
     <w:p>
       <w:r>
         <w:rPr>
@@ -4663,7 +4657,7 @@
       </w:r>
     </w:p>
   </w:comment>
-  <w:comment w:id="6" w:author="1+1, в ответ на правки" w:date="2026-10-28T10:04:44.523Z">
+  <w:comment w:id="6" w:author="1+1, в ответ на правки" w:date="2026-10-28T10:10:36.770Z">
     <w:p>
       <w:r>
         <w:rPr>
@@ -4675,7 +4669,7 @@
       </w:r>
     </w:p>
   </w:comment>
-  <w:comment w:id="7" w:author="1+1, в ответ на правки" w:date="2026-10-28T10:04:44.523Z">
+  <w:comment w:id="7" w:author="1+1, в ответ на правки" w:date="2026-10-28T10:10:36.770Z">
     <w:p>
       <w:r>
         <w:rPr>
@@ -4687,7 +4681,7 @@
       </w:r>
     </w:p>
   </w:comment>
-  <w:comment w:id="8" w:author="1+1, в ответ на правки" w:date="2026-10-28T10:04:44.523Z">
+  <w:comment w:id="8" w:author="1+1, в ответ на правки" w:date="2026-10-28T10:10:36.770Z">
     <w:p>
       <w:r>
         <w:rPr>
@@ -4699,7 +4693,7 @@
       </w:r>
     </w:p>
   </w:comment>
-  <w:comment w:id="9" w:author="1+1, в ответ на правки" w:date="2026-10-28T10:04:44.523Z">
+  <w:comment w:id="9" w:author="1+1, в ответ на правки" w:date="2026-10-28T10:10:36.770Z">
     <w:p>
       <w:r>
         <w:rPr>
@@ -4711,7 +4705,7 @@
       </w:r>
     </w:p>
   </w:comment>
-  <w:comment w:id="10" w:author="1+1, в ответ на правки" w:date="2026-10-28T10:04:44.523Z">
+  <w:comment w:id="10" w:author="1+1, в ответ на правки" w:date="2026-10-28T10:10:36.770Z">
     <w:p>
       <w:r>
         <w:rPr>
@@ -4723,7 +4717,7 @@
       </w:r>
     </w:p>
   </w:comment>
-  <w:comment w:id="11" w:author="1+1, в ответ на правки" w:date="2026-10-28T10:04:44.523Z">
+  <w:comment w:id="11" w:author="1+1, в ответ на правки" w:date="2026-10-28T10:10:36.770Z">
     <w:p>
       <w:r>
         <w:rPr>
@@ -4735,7 +4729,7 @@
       </w:r>
     </w:p>
   </w:comment>
-  <w:comment w:id="12" w:author="1+1, в ответ на правки" w:date="2026-10-28T10:04:44.523Z">
+  <w:comment w:id="12" w:author="1+1, в ответ на правки" w:date="2026-10-28T10:10:36.770Z">
     <w:p>
       <w:r>
         <w:rPr>
@@ -4747,7 +4741,7 @@
       </w:r>
     </w:p>
   </w:comment>
-  <w:comment w:id="13" w:author="1+1, в ответ на правки" w:date="2026-10-28T10:04:44.523Z">
+  <w:comment w:id="13" w:author="1+1, в ответ на правки" w:date="2026-10-28T10:10:36.770Z">
     <w:p>
       <w:r>
         <w:rPr>
@@ -4759,7 +4753,7 @@
       </w:r>
     </w:p>
   </w:comment>
-  <w:comment w:id="14" w:author="1+1, в ответ на правки" w:date="2026-10-28T10:04:44.523Z">
+  <w:comment w:id="14" w:author="1+1, в ответ на правки" w:date="2026-10-28T10:10:36.770Z">
     <w:p>
       <w:r>
         <w:rPr>
@@ -4771,7 +4765,7 @@
       </w:r>
     </w:p>
   </w:comment>
-  <w:comment w:id="15" w:author="1+1, в ответ на правки" w:date="2026-10-28T10:04:44.523Z">
+  <w:comment w:id="15" w:author="1+1, в ответ на правки" w:date="2026-10-28T10:10:36.770Z">
     <w:p>
       <w:r>
         <w:rPr>
@@ -4783,7 +4777,7 @@
       </w:r>
     </w:p>
   </w:comment>
-  <w:comment w:id="16" w:author="1+1, в ответ на правки" w:date="2026-10-28T10:04:44.523Z">
+  <w:comment w:id="16" w:author="1+1, в ответ на правки" w:date="2026-10-28T10:10:36.770Z">
     <w:p>
       <w:r>
         <w:rPr>
@@ -4795,7 +4789,7 @@
       </w:r>
     </w:p>
   </w:comment>
-  <w:comment w:id="17" w:author="1+1, в ответ на правки" w:date="2026-10-28T10:04:44.523Z">
+  <w:comment w:id="17" w:author="1+1, в ответ на правки" w:date="2026-10-28T10:10:36.770Z">
     <w:p>
       <w:r>
         <w:rPr>

--- a/05-content/articles/proverka-buhgalterii/st1-REDAKTURA-proverka.docx
+++ b/05-content/articles/proverka-buhgalterii/st1-REDAKTURA-proverka.docx
@@ -128,7 +128,7 @@
         </w:rPr>
         <w:t xml:space="preserve">Дорабатываем статью: </w:t>
       </w:r>
-      <w:hyperlink w:history="1" r:id="rIdjeefm9xma80qbw1mbglc2">
+      <w:hyperlink w:history="1" r:id="rIdkzdpw0dnbb1qqhbrxmn1e">
         <w:r>
           <w:rPr>
             <w:rFonts w:ascii="Arial" w:cs="Arial" w:eastAsia="Arial" w:hAnsi="Arial"/>
@@ -318,7 +318,7 @@
         </w:rPr>
         <w:t xml:space="preserve"> </w:t>
       </w:r>
-      <w:del w:id="0" w:author="1+1, в ответ на правки" w:date="Wed Oct 28 2026 10:10:36 GMT+0000 (Coordinated Universal Time)">
+      <w:del w:id="0" w:author="1+1, в ответ на правки" w:date="Wed Oct 28 2026 10:36:59 GMT+0000 (Coordinated Universal Time)">
         <w:r>
           <w:rPr>
             <w:rFonts w:ascii="Times New Roman" w:cs="Times New Roman" w:eastAsia="Times New Roman" w:hAnsi="Times New Roman"/>
@@ -329,7 +329,7 @@
         </w:r>
       </w:del>
       <w:commentRangeStart w:id="0"/>
-      <w:ins w:id="1" w:author="1+1, в ответ на правки" w:date="Wed Oct 28 2026 10:10:36 GMT+0000 (Coordinated Universal Time)">
+      <w:ins w:id="1" w:author="1+1, в ответ на правки" w:date="Wed Oct 28 2026 10:36:59 GMT+0000 (Coordinated Universal Time)">
         <w:r>
           <w:rPr>
             <w:rFonts w:ascii="Times New Roman" w:cs="Times New Roman" w:eastAsia="Times New Roman" w:hAnsi="Times New Roman"/>
@@ -376,7 +376,7 @@
         </w:rPr>
         <w:t xml:space="preserve">Источник: </w:t>
       </w:r>
-      <w:hyperlink w:history="1" r:id="rIdzgne0ooakelndhdg4ipfw">
+      <w:hyperlink w:history="1" r:id="rIdlwze8vk2_0jp7zcl7ey89">
         <w:r>
           <w:rPr>
             <w:rFonts w:ascii="Arial" w:cs="Arial" w:eastAsia="Arial" w:hAnsi="Arial"/>
@@ -401,7 +401,7 @@
         </w:rPr>
         <w:t xml:space="preserve">; </w:t>
       </w:r>
-      <w:hyperlink w:history="1" r:id="rIdfog5smwb_i3bcutiihegy">
+      <w:hyperlink w:history="1" r:id="rIdiqcwvb7habld0rll5ole7">
         <w:r>
           <w:rPr>
             <w:rFonts w:ascii="Arial" w:cs="Arial" w:eastAsia="Arial" w:hAnsi="Arial"/>
@@ -518,7 +518,7 @@
         </w:rPr>
         <w:t xml:space="preserve">Но опаснее другая ситуация: предприниматель уверен, что в бухгалтерии всё хорошо. Сумма налогов его устраивает — а это само по себе тревожный сигнал. </w:t>
       </w:r>
-      <w:del w:id="2" w:author="1+1, в ответ на правки" w:date="Wed Oct 28 2026 10:10:36 GMT+0000 (Coordinated Universal Time)">
+      <w:del w:id="2" w:author="1+1, в ответ на правки" w:date="Wed Oct 28 2026 10:36:59 GMT+0000 (Coordinated Universal Time)">
         <w:r>
           <w:rPr>
             <w:rFonts w:ascii="Times New Roman" w:cs="Times New Roman" w:eastAsia="Times New Roman" w:hAnsi="Times New Roman"/>
@@ -529,7 +529,7 @@
         </w:r>
       </w:del>
       <w:commentRangeStart w:id="1"/>
-      <w:ins w:id="3" w:author="1+1, в ответ на правки" w:date="Wed Oct 28 2026 10:10:36 GMT+0000 (Coordinated Universal Time)">
+      <w:ins w:id="3" w:author="1+1, в ответ на правки" w:date="Wed Oct 28 2026 10:36:59 GMT+0000 (Coordinated Universal Time)">
         <w:r>
           <w:rPr>
             <w:rFonts w:ascii="Times New Roman" w:cs="Times New Roman" w:eastAsia="Times New Roman" w:hAnsi="Times New Roman"/>
@@ -769,7 +769,7 @@
         </w:rPr>
         <w:t xml:space="preserve">Цена вопроса считается просто. Выездная проверка охватывает период не больше трёх календарных лет, предшествующих году, в котором вынесено решение о проверке, плюс завершившиеся периоды текущего года (п. 4 ст. 89 НК РФ). Если в эти годы налог занижен, штраф составит 20% от неуплаченной суммы, а если инспекция докажет умысел — 40% (ст. 122 НК РФ). </w:t>
       </w:r>
-      <w:del w:id="4" w:author="1+1, в ответ на правки" w:date="Wed Oct 28 2026 10:10:36 GMT+0000 (Coordinated Universal Time)">
+      <w:del w:id="4" w:author="1+1, в ответ на правки" w:date="Wed Oct 28 2026 10:36:59 GMT+0000 (Coordinated Universal Time)">
         <w:r>
           <w:rPr>
             <w:rFonts w:ascii="Times New Roman" w:cs="Times New Roman" w:eastAsia="Times New Roman" w:hAnsi="Times New Roman"/>
@@ -780,7 +780,7 @@
         </w:r>
       </w:del>
       <w:commentRangeStart w:id="2"/>
-      <w:ins w:id="5" w:author="1+1, в ответ на правки" w:date="Wed Oct 28 2026 10:10:36 GMT+0000 (Coordinated Universal Time)">
+      <w:ins w:id="5" w:author="1+1, в ответ на правки" w:date="Wed Oct 28 2026 10:36:59 GMT+0000 (Coordinated Universal Time)">
         <w:r>
           <w:rPr>
             <w:rFonts w:ascii="Times New Roman" w:cs="Times New Roman" w:eastAsia="Times New Roman" w:hAnsi="Times New Roman"/>
@@ -815,7 +815,7 @@
         </w:rPr>
         <w:t xml:space="preserve">Источник: </w:t>
       </w:r>
-      <w:hyperlink w:history="1" r:id="rIdc0sbbl-37xl64k7pgepbo">
+      <w:hyperlink w:history="1" r:id="rIdqhet9hhswz6245vanloum">
         <w:r>
           <w:rPr>
             <w:rFonts w:ascii="Arial" w:cs="Arial" w:eastAsia="Arial" w:hAnsi="Arial"/>
@@ -840,7 +840,7 @@
         </w:rPr>
         <w:t xml:space="preserve">; </w:t>
       </w:r>
-      <w:hyperlink w:history="1" r:id="rIdgtobx1nzwypavhbbw8wn0">
+      <w:hyperlink w:history="1" r:id="rIdbqvu-c8vbhvsh4ihvccz9">
         <w:r>
           <w:rPr>
             <w:rFonts w:ascii="Arial" w:cs="Arial" w:eastAsia="Arial" w:hAnsi="Arial"/>
@@ -1009,7 +1009,7 @@
         </w:rPr>
         <w:t xml:space="preserve">Источник: </w:t>
       </w:r>
-      <w:hyperlink w:history="1" r:id="rIdfsoaewanplby_uq7bz18r">
+      <w:hyperlink w:history="1" r:id="rIdudr8o2e-5tzyaatn2s511">
         <w:r>
           <w:rPr>
             <w:rFonts w:ascii="Arial" w:cs="Arial" w:eastAsia="Arial" w:hAnsi="Arial"/>
@@ -1130,7 +1130,7 @@
         </w:rPr>
         <w:t xml:space="preserve">Источник: </w:t>
       </w:r>
-      <w:hyperlink w:history="1" r:id="rIdbadmnwe_srx1enl_bkkyb">
+      <w:hyperlink w:history="1" r:id="rIdgxfizybv-pedwyw5kwlcj">
         <w:r>
           <w:rPr>
             <w:rFonts w:ascii="Arial" w:cs="Arial" w:eastAsia="Arial" w:hAnsi="Arial"/>
@@ -1302,8 +1302,26 @@
         <w:shd w:fill="D9EAD3" w:color="auto" w:val="clear"/>
         <w:spacing w:after="140" w:line="300"/>
       </w:pPr>
+      <w:r>
+        <w:rPr>
+          <w:rFonts w:ascii="Times New Roman" w:cs="Times New Roman" w:eastAsia="Times New Roman" w:hAnsi="Times New Roman"/>
+          <w:b w:val="false"/>
+          <w:bCs w:val="false"/>
+          <w:i w:val="false"/>
+          <w:iCs w:val="false"/>
+          <w:sz w:val="22"/>
+          <w:szCs w:val="22"/>
+        </w:rPr>
+        <w:t xml:space="preserve">Здесь важно разделить два разных действия: первичную оценку, которую руководитель делает сам, и профессиональную проверку.</w:t>
+      </w:r>
+    </w:p>
+    <w:p>
+      <w:pPr>
+        <w:shd w:fill="D9EAD3" w:color="auto" w:val="clear"/>
+        <w:spacing w:after="140" w:line="300"/>
+      </w:pPr>
       <w:commentRangeStart w:id="3"/>
-      <w:ins w:id="6" w:author="1+1, в ответ на правки" w:date="Wed Oct 28 2026 10:10:36 GMT+0000 (Coordinated Universal Time)">
+      <w:ins w:id="6" w:author="1+1, в ответ на правки" w:date="Wed Oct 28 2026 10:36:59 GMT+0000 (Coordinated Universal Time)">
         <w:r>
           <w:rPr>
             <w:rFonts w:ascii="Times New Roman" w:cs="Times New Roman" w:eastAsia="Times New Roman" w:hAnsi="Times New Roman"/>
@@ -1312,42 +1330,24 @@
             <w:sz w:val="22"/>
             <w:szCs w:val="22"/>
           </w:rPr>
-          <w:t xml:space="preserve">Здесь важно разделить два разных действия: первичную оценку, которую руководитель может сделать сам, и профессиональную проверку. Первая отвечает на вопрос, есть ли повод беспокоиться; вторая — в чём именно причина.</w:t>
+          <w:t xml:space="preserve">Первичная оценка — что может сделать сам руководитель.</w:t>
+        </w:r>
+      </w:ins>
+      <w:ins w:id="7" w:author="1+1, в ответ на правки" w:date="Wed Oct 28 2026 10:36:59 GMT+0000 (Coordinated Universal Time)">
+        <w:r>
+          <w:rPr>
+            <w:rFonts w:ascii="Times New Roman" w:cs="Times New Roman" w:eastAsia="Times New Roman" w:hAnsi="Times New Roman"/>
+            <w:b/>
+            <w:bCs/>
+            <w:sz w:val="22"/>
+            <w:szCs w:val="22"/>
+          </w:rPr>
+          <w:t xml:space="preserve"> Посмотреть, приходят ли из налоговой требования и как часто; сдаётся ли отчётность в срок; есть ли задолженность и переплата на едином налоговом счёте. Это даёт ответ на вопрос, есть ли повод беспокоиться, но не отвечает, в чём именно проблема.</w:t>
         </w:r>
       </w:ins>
       <w:commentRangeEnd w:id="3"/>
       <w:r>
         <w:commentReference w:id="3"/>
-      </w:r>
-    </w:p>
-    <w:p>
-      <w:pPr>
-        <w:shd w:fill="D9EAD3" w:color="auto" w:val="clear"/>
-        <w:spacing w:after="140" w:line="300"/>
-      </w:pPr>
-      <w:r>
-        <w:rPr>
-          <w:rFonts w:ascii="Times New Roman" w:cs="Times New Roman" w:eastAsia="Times New Roman" w:hAnsi="Times New Roman"/>
-          <w:b/>
-          <w:bCs/>
-          <w:i w:val="false"/>
-          <w:iCs w:val="false"/>
-          <w:sz w:val="22"/>
-          <w:szCs w:val="22"/>
-        </w:rPr>
-        <w:t xml:space="preserve">Первичная оценка — что видно руководителю без бухгалтера.</w:t>
-      </w:r>
-      <w:r>
-        <w:rPr>
-          <w:rFonts w:ascii="Times New Roman" w:cs="Times New Roman" w:eastAsia="Times New Roman" w:hAnsi="Times New Roman"/>
-          <w:b w:val="false"/>
-          <w:bCs w:val="false"/>
-          <w:i w:val="false"/>
-          <w:iCs w:val="false"/>
-          <w:sz w:val="22"/>
-          <w:szCs w:val="22"/>
-        </w:rPr>
-        <w:t xml:space="preserve"> Приходят ли из налоговой требования и как часто; сдаётся ли отчётность в срок; есть ли задолженность на едином налоговом счёте; закрыт ли прошлый год. Это внешние признаки: они показывают, что повод для проверки есть, но не говорят, в чём причина.</w:t>
       </w:r>
     </w:p>
     <w:p>
@@ -1560,7 +1560,7 @@
         <w:shd w:fill="D9EAD3" w:color="auto" w:val="clear"/>
         <w:spacing w:after="140" w:line="300"/>
       </w:pPr>
-      <w:del w:id="7" w:author="1+1, в ответ на правки" w:date="Wed Oct 28 2026 10:10:36 GMT+0000 (Coordinated Universal Time)">
+      <w:del w:id="8" w:author="1+1, в ответ на правки" w:date="Wed Oct 28 2026 10:36:59 GMT+0000 (Coordinated Universal Time)">
         <w:r>
           <w:rPr>
             <w:rFonts w:ascii="Times New Roman" w:cs="Times New Roman" w:eastAsia="Times New Roman" w:hAnsi="Times New Roman"/>
@@ -1609,7 +1609,7 @@
         <w:shd w:fill="D9EAD3" w:color="auto" w:val="clear"/>
         <w:spacing w:after="140" w:line="300"/>
       </w:pPr>
-      <w:del w:id="8" w:author="1+1, в ответ на правки" w:date="Wed Oct 28 2026 10:10:36 GMT+0000 (Coordinated Universal Time)">
+      <w:del w:id="9" w:author="1+1, в ответ на правки" w:date="Wed Oct 28 2026 10:36:59 GMT+0000 (Coordinated Universal Time)">
         <w:r>
           <w:rPr>
             <w:rFonts w:ascii="Times New Roman" w:cs="Times New Roman" w:eastAsia="Times New Roman" w:hAnsi="Times New Roman"/>
@@ -1619,7 +1619,7 @@
           <w:delText xml:space="preserve">Инициативный аудит бывает разным — его вид определяется задачей, с которой к нему приходят.</w:delText>
         </w:r>
       </w:del>
-      <w:ins w:id="9" w:author="1+1, в ответ на правки" w:date="Wed Oct 28 2026 10:10:36 GMT+0000 (Coordinated Universal Time)">
+      <w:ins w:id="10" w:author="1+1, в ответ на правки" w:date="Wed Oct 28 2026 10:36:59 GMT+0000 (Coordinated Universal Time)">
         <w:r>
           <w:rPr>
             <w:rFonts w:ascii="Times New Roman" w:cs="Times New Roman" w:eastAsia="Times New Roman" w:hAnsi="Times New Roman"/>
@@ -1766,7 +1766,7 @@
               <w:t xml:space="preserve">бухгалтерский и налоговый учёт целиком за период, </w:t>
             </w:r>
             <w:commentRangeStart w:id="4"/>
-            <w:ins w:id="10" w:author="1+1, в ответ на правки" w:date="Wed Oct 28 2026 10:10:36 GMT+0000 (Coordinated Universal Time)">
+            <w:ins w:id="11" w:author="1+1, в ответ на правки" w:date="Wed Oct 28 2026 10:36:59 GMT+0000 (Coordinated Universal Time)">
               <w:r>
                 <w:rPr>
                   <w:rFonts w:ascii="Times New Roman" w:cs="Times New Roman" w:eastAsia="Times New Roman" w:hAnsi="Times New Roman"/>
@@ -1895,7 +1895,7 @@
             <w:pPr>
               <w:spacing w:after="40"/>
             </w:pPr>
-            <w:del w:id="11" w:author="1+1, в ответ на правки" w:date="Wed Oct 28 2026 10:10:36 GMT+0000 (Coordinated Universal Time)">
+            <w:del w:id="12" w:author="1+1, в ответ на правки" w:date="Wed Oct 28 2026 10:36:59 GMT+0000 (Coordinated Universal Time)">
               <w:r>
                 <w:rPr>
                   <w:rFonts w:ascii="Times New Roman" w:cs="Times New Roman" w:eastAsia="Times New Roman" w:hAnsi="Times New Roman"/>
@@ -1906,7 +1906,7 @@
               </w:r>
             </w:del>
             <w:commentRangeStart w:id="5"/>
-            <w:ins w:id="12" w:author="1+1, в ответ на правки" w:date="Wed Oct 28 2026 10:10:36 GMT+0000 (Coordinated Universal Time)">
+            <w:ins w:id="13" w:author="1+1, в ответ на правки" w:date="Wed Oct 28 2026 10:36:59 GMT+0000 (Coordinated Universal Time)">
               <w:r>
                 <w:rPr>
                   <w:rFonts w:ascii="Times New Roman" w:cs="Times New Roman" w:eastAsia="Times New Roman" w:hAnsi="Times New Roman"/>
@@ -2063,7 +2063,7 @@
         <w:shd w:fill="D9EAD3" w:color="auto" w:val="clear"/>
         <w:spacing w:after="140" w:line="300"/>
       </w:pPr>
-      <w:del w:id="13" w:author="1+1, в ответ на правки" w:date="Wed Oct 28 2026 10:10:36 GMT+0000 (Coordinated Universal Time)">
+      <w:del w:id="14" w:author="1+1, в ответ на правки" w:date="Wed Oct 28 2026 10:36:59 GMT+0000 (Coordinated Universal Time)">
         <w:r>
           <w:rPr>
             <w:rFonts w:ascii="Times New Roman" w:cs="Times New Roman" w:eastAsia="Times New Roman" w:hAnsi="Times New Roman"/>
@@ -2074,7 +2074,7 @@
         </w:r>
       </w:del>
       <w:commentRangeStart w:id="6"/>
-      <w:ins w:id="14" w:author="1+1, в ответ на правки" w:date="Wed Oct 28 2026 10:10:36 GMT+0000 (Coordinated Universal Time)">
+      <w:ins w:id="15" w:author="1+1, в ответ на правки" w:date="Wed Oct 28 2026 10:36:59 GMT+0000 (Coordinated Universal Time)">
         <w:r>
           <w:rPr>
             <w:rFonts w:ascii="Times New Roman" w:cs="Times New Roman" w:eastAsia="Times New Roman" w:hAnsi="Times New Roman"/>
@@ -2575,7 +2575,7 @@
         <w:shd w:fill="D9EAD3" w:color="auto" w:val="clear"/>
         <w:spacing w:after="80" w:line="300"/>
       </w:pPr>
-      <w:del w:id="15" w:author="1+1, в ответ на правки" w:date="Wed Oct 28 2026 10:10:36 GMT+0000 (Coordinated Universal Time)">
+      <w:del w:id="16" w:author="1+1, в ответ на правки" w:date="Wed Oct 28 2026 10:36:59 GMT+0000 (Coordinated Universal Time)">
         <w:r>
           <w:rPr>
             <w:rFonts w:ascii="Times New Roman" w:cs="Times New Roman" w:eastAsia="Times New Roman" w:hAnsi="Times New Roman"/>
@@ -2586,7 +2586,7 @@
         </w:r>
       </w:del>
       <w:commentRangeStart w:id="7"/>
-      <w:ins w:id="16" w:author="1+1, в ответ на правки" w:date="Wed Oct 28 2026 10:10:36 GMT+0000 (Coordinated Universal Time)">
+      <w:ins w:id="17" w:author="1+1, в ответ на правки" w:date="Wed Oct 28 2026 10:36:59 GMT+0000 (Coordinated Universal Time)">
         <w:r>
           <w:rPr>
             <w:rFonts w:ascii="Times New Roman" w:cs="Times New Roman" w:eastAsia="Times New Roman" w:hAnsi="Times New Roman"/>
@@ -2598,7 +2598,7 @@
           <w:t xml:space="preserve">отсутствие закрывающих документов</w:t>
         </w:r>
       </w:ins>
-      <w:ins w:id="17" w:author="1+1, в ответ на правки" w:date="Wed Oct 28 2026 10:10:36 GMT+0000 (Coordinated Universal Time)">
+      <w:ins w:id="18" w:author="1+1, в ответ на правки" w:date="Wed Oct 28 2026 10:36:59 GMT+0000 (Coordinated Universal Time)">
         <w:r>
           <w:rPr>
             <w:rFonts w:ascii="Times New Roman" w:cs="Times New Roman" w:eastAsia="Times New Roman" w:hAnsi="Times New Roman"/>
@@ -2625,7 +2625,7 @@
         <w:shd w:fill="D9EAD3" w:color="auto" w:val="clear"/>
         <w:spacing w:after="80" w:line="300"/>
       </w:pPr>
-      <w:del w:id="18" w:author="1+1, в ответ на правки" w:date="Wed Oct 28 2026 10:10:36 GMT+0000 (Coordinated Universal Time)">
+      <w:del w:id="19" w:author="1+1, в ответ на правки" w:date="Wed Oct 28 2026 10:36:59 GMT+0000 (Coordinated Universal Time)">
         <w:r>
           <w:rPr>
             <w:rFonts w:ascii="Times New Roman" w:cs="Times New Roman" w:eastAsia="Times New Roman" w:hAnsi="Times New Roman"/>
@@ -2636,7 +2636,7 @@
         </w:r>
       </w:del>
       <w:commentRangeStart w:id="8"/>
-      <w:ins w:id="19" w:author="1+1, в ответ на правки" w:date="Wed Oct 28 2026 10:10:36 GMT+0000 (Coordinated Universal Time)">
+      <w:ins w:id="20" w:author="1+1, в ответ на правки" w:date="Wed Oct 28 2026 10:36:59 GMT+0000 (Coordinated Universal Time)">
         <w:r>
           <w:rPr>
             <w:rFonts w:ascii="Times New Roman" w:cs="Times New Roman" w:eastAsia="Times New Roman" w:hAnsi="Times New Roman"/>
@@ -2648,7 +2648,7 @@
           <w:t xml:space="preserve">недостаточность аналитического учёта</w:t>
         </w:r>
       </w:ins>
-      <w:ins w:id="20" w:author="1+1, в ответ на правки" w:date="Wed Oct 28 2026 10:10:36 GMT+0000 (Coordinated Universal Time)">
+      <w:ins w:id="21" w:author="1+1, в ответ на правки" w:date="Wed Oct 28 2026 10:36:59 GMT+0000 (Coordinated Universal Time)">
         <w:r>
           <w:rPr>
             <w:rFonts w:ascii="Times New Roman" w:cs="Times New Roman" w:eastAsia="Times New Roman" w:hAnsi="Times New Roman"/>
@@ -2745,7 +2745,7 @@
         <w:shd w:fill="D9EAD3" w:color="auto" w:val="clear"/>
         <w:spacing w:after="80" w:line="300"/>
       </w:pPr>
-      <w:del w:id="21" w:author="1+1, в ответ на правки" w:date="Wed Oct 28 2026 10:10:36 GMT+0000 (Coordinated Universal Time)">
+      <w:del w:id="22" w:author="1+1, в ответ на правки" w:date="Wed Oct 28 2026 10:36:59 GMT+0000 (Coordinated Universal Time)">
         <w:r>
           <w:rPr>
             <w:rFonts w:ascii="Times New Roman" w:cs="Times New Roman" w:eastAsia="Times New Roman" w:hAnsi="Times New Roman"/>
@@ -2756,7 +2756,7 @@
         </w:r>
       </w:del>
       <w:commentRangeStart w:id="9"/>
-      <w:ins w:id="22" w:author="1+1, в ответ на правки" w:date="Wed Oct 28 2026 10:10:36 GMT+0000 (Coordinated Universal Time)">
+      <w:ins w:id="23" w:author="1+1, в ответ на правки" w:date="Wed Oct 28 2026 10:36:59 GMT+0000 (Coordinated Universal Time)">
         <w:r>
           <w:rPr>
             <w:rFonts w:ascii="Times New Roman" w:cs="Times New Roman" w:eastAsia="Times New Roman" w:hAnsi="Times New Roman"/>
@@ -2768,7 +2768,7 @@
           <w:t xml:space="preserve">ошибки в зарплате и взносах</w:t>
         </w:r>
       </w:ins>
-      <w:ins w:id="23" w:author="1+1, в ответ на правки" w:date="Wed Oct 28 2026 10:10:36 GMT+0000 (Coordinated Universal Time)">
+      <w:ins w:id="24" w:author="1+1, в ответ на правки" w:date="Wed Oct 28 2026 10:36:59 GMT+0000 (Coordinated Universal Time)">
         <w:r>
           <w:rPr>
             <w:rFonts w:ascii="Times New Roman" w:cs="Times New Roman" w:eastAsia="Times New Roman" w:hAnsi="Times New Roman"/>
@@ -2827,7 +2827,7 @@
         <w:shd w:fill="D9EAD3" w:color="auto" w:val="clear"/>
         <w:spacing w:after="140" w:line="300"/>
       </w:pPr>
-      <w:del w:id="24" w:author="1+1, в ответ на правки" w:date="Wed Oct 28 2026 10:10:36 GMT+0000 (Coordinated Universal Time)">
+      <w:del w:id="25" w:author="1+1, в ответ на правки" w:date="Wed Oct 28 2026 10:36:59 GMT+0000 (Coordinated Universal Time)">
         <w:r>
           <w:rPr>
             <w:rFonts w:ascii="Times New Roman" w:cs="Times New Roman" w:eastAsia="Times New Roman" w:hAnsi="Times New Roman"/>
@@ -2838,7 +2838,7 @@
         </w:r>
       </w:del>
       <w:commentRangeStart w:id="10"/>
-      <w:ins w:id="25" w:author="1+1, в ответ на правки" w:date="Wed Oct 28 2026 10:10:36 GMT+0000 (Coordinated Universal Time)">
+      <w:ins w:id="26" w:author="1+1, в ответ на правки" w:date="Wed Oct 28 2026 10:36:59 GMT+0000 (Coordinated Universal Time)">
         <w:r>
           <w:rPr>
             <w:rFonts w:ascii="Times New Roman" w:cs="Times New Roman" w:eastAsia="Times New Roman" w:hAnsi="Times New Roman"/>
@@ -2941,7 +2941,7 @@
         </w:rPr>
         <w:t xml:space="preserve">Есть и события, после которых проверка нужна независимо от календаря: уволился главный бухгалтер, </w:t>
       </w:r>
-      <w:del w:id="26" w:author="1+1, в ответ на правки" w:date="Wed Oct 28 2026 10:10:36 GMT+0000 (Coordinated Universal Time)">
+      <w:del w:id="27" w:author="1+1, в ответ на правки" w:date="Wed Oct 28 2026 10:36:59 GMT+0000 (Coordinated Universal Time)">
         <w:r>
           <w:rPr>
             <w:rFonts w:ascii="Times New Roman" w:cs="Times New Roman" w:eastAsia="Times New Roman" w:hAnsi="Times New Roman"/>
@@ -3007,7 +3007,7 @@
         <w:shd w:fill="D9EAD3" w:color="auto" w:val="clear"/>
         <w:spacing w:after="80" w:line="300"/>
       </w:pPr>
-      <w:del w:id="27" w:author="1+1, в ответ на правки" w:date="Wed Oct 28 2026 10:10:36 GMT+0000 (Coordinated Universal Time)">
+      <w:del w:id="28" w:author="1+1, в ответ на правки" w:date="Wed Oct 28 2026 10:36:59 GMT+0000 (Coordinated Universal Time)">
         <w:r>
           <w:rPr>
             <w:rFonts w:ascii="Times New Roman" w:cs="Times New Roman" w:eastAsia="Times New Roman" w:hAnsi="Times New Roman"/>
@@ -3018,7 +3018,7 @@
         </w:r>
       </w:del>
       <w:commentRangeStart w:id="11"/>
-      <w:ins w:id="28" w:author="1+1, в ответ на правки" w:date="Wed Oct 28 2026 10:10:36 GMT+0000 (Coordinated Universal Time)">
+      <w:ins w:id="29" w:author="1+1, в ответ на правки" w:date="Wed Oct 28 2026 10:36:59 GMT+0000 (Coordinated Universal Time)">
         <w:r>
           <w:rPr>
             <w:rFonts w:ascii="Times New Roman" w:cs="Times New Roman" w:eastAsia="Times New Roman" w:hAnsi="Times New Roman"/>
@@ -3104,7 +3104,7 @@
         </w:rPr>
         <w:t xml:space="preserve"> Проверка показывает не только что сделано неверно, </w:t>
       </w:r>
-      <w:del w:id="29" w:author="1+1, в ответ на правки" w:date="Wed Oct 28 2026 10:10:36 GMT+0000 (Coordinated Universal Time)">
+      <w:del w:id="30" w:author="1+1, в ответ на правки" w:date="Wed Oct 28 2026 10:36:59 GMT+0000 (Coordinated Universal Time)">
         <w:r>
           <w:rPr>
             <w:rFonts w:ascii="Times New Roman" w:cs="Times New Roman" w:eastAsia="Times New Roman" w:hAnsi="Times New Roman"/>
@@ -3115,7 +3115,7 @@
         </w:r>
       </w:del>
       <w:commentRangeStart w:id="12"/>
-      <w:ins w:id="30" w:author="1+1, в ответ на правки" w:date="Wed Oct 28 2026 10:10:36 GMT+0000 (Coordinated Universal Time)">
+      <w:ins w:id="31" w:author="1+1, в ответ на правки" w:date="Wed Oct 28 2026 10:36:59 GMT+0000 (Coordinated Universal Time)">
         <w:r>
           <w:rPr>
             <w:rFonts w:ascii="Times New Roman" w:cs="Times New Roman" w:eastAsia="Times New Roman" w:hAnsi="Times New Roman"/>
@@ -3166,7 +3166,7 @@
         </w:rPr>
         <w:t xml:space="preserve"> </w:t>
       </w:r>
-      <w:del w:id="31" w:author="1+1, в ответ на правки" w:date="Wed Oct 28 2026 10:10:36 GMT+0000 (Coordinated Universal Time)">
+      <w:del w:id="32" w:author="1+1, в ответ на правки" w:date="Wed Oct 28 2026 10:36:59 GMT+0000 (Coordinated Universal Time)">
         <w:r>
           <w:rPr>
             <w:rFonts w:ascii="Times New Roman" w:cs="Times New Roman" w:eastAsia="Times New Roman" w:hAnsi="Times New Roman"/>
@@ -3177,7 +3177,7 @@
         </w:r>
       </w:del>
       <w:commentRangeStart w:id="13"/>
-      <w:ins w:id="32" w:author="1+1, в ответ на правки" w:date="Wed Oct 28 2026 10:10:36 GMT+0000 (Coordinated Universal Time)">
+      <w:ins w:id="33" w:author="1+1, в ответ на правки" w:date="Wed Oct 28 2026 10:36:59 GMT+0000 (Coordinated Universal Time)">
         <w:r>
           <w:rPr>
             <w:rFonts w:ascii="Times New Roman" w:cs="Times New Roman" w:eastAsia="Times New Roman" w:hAnsi="Times New Roman"/>
@@ -3228,7 +3228,7 @@
         </w:rPr>
         <w:t xml:space="preserve"> </w:t>
       </w:r>
-      <w:del w:id="33" w:author="1+1, в ответ на правки" w:date="Wed Oct 28 2026 10:10:36 GMT+0000 (Coordinated Universal Time)">
+      <w:del w:id="34" w:author="1+1, в ответ на правки" w:date="Wed Oct 28 2026 10:36:59 GMT+0000 (Coordinated Universal Time)">
         <w:r>
           <w:rPr>
             <w:rFonts w:ascii="Times New Roman" w:cs="Times New Roman" w:eastAsia="Times New Roman" w:hAnsi="Times New Roman"/>
@@ -3239,7 +3239,7 @@
         </w:r>
       </w:del>
       <w:commentRangeStart w:id="14"/>
-      <w:ins w:id="34" w:author="1+1, в ответ на правки" w:date="Wed Oct 28 2026 10:10:36 GMT+0000 (Coordinated Universal Time)">
+      <w:ins w:id="35" w:author="1+1, в ответ на правки" w:date="Wed Oct 28 2026 10:36:59 GMT+0000 (Coordinated Universal Time)">
         <w:r>
           <w:rPr>
             <w:rFonts w:ascii="Times New Roman" w:cs="Times New Roman" w:eastAsia="Times New Roman" w:hAnsi="Times New Roman"/>
@@ -3266,7 +3266,7 @@
         <w:shd w:fill="D9EAD3" w:color="auto" w:val="clear"/>
         <w:spacing w:after="80" w:line="300"/>
       </w:pPr>
-      <w:del w:id="35" w:author="1+1, в ответ на правки" w:date="Wed Oct 28 2026 10:10:36 GMT+0000 (Coordinated Universal Time)">
+      <w:del w:id="36" w:author="1+1, в ответ на правки" w:date="Wed Oct 28 2026 10:36:59 GMT+0000 (Coordinated Universal Time)">
         <w:r>
           <w:rPr>
             <w:rFonts w:ascii="Times New Roman" w:cs="Times New Roman" w:eastAsia="Times New Roman" w:hAnsi="Times New Roman"/>
@@ -3277,7 +3277,7 @@
         </w:r>
       </w:del>
       <w:commentRangeStart w:id="15"/>
-      <w:ins w:id="36" w:author="1+1, в ответ на правки" w:date="Wed Oct 28 2026 10:10:36 GMT+0000 (Coordinated Universal Time)">
+      <w:ins w:id="37" w:author="1+1, в ответ на правки" w:date="Wed Oct 28 2026 10:36:59 GMT+0000 (Coordinated Universal Time)">
         <w:r>
           <w:rPr>
             <w:rFonts w:ascii="Times New Roman" w:cs="Times New Roman" w:eastAsia="Times New Roman" w:hAnsi="Times New Roman"/>
@@ -3289,7 +3289,7 @@
           <w:t xml:space="preserve">Объективная оценка работы бухгалтерии.</w:t>
         </w:r>
       </w:ins>
-      <w:ins w:id="37" w:author="1+1, в ответ на правки" w:date="Wed Oct 28 2026 10:10:36 GMT+0000 (Coordinated Universal Time)">
+      <w:ins w:id="38" w:author="1+1, в ответ на правки" w:date="Wed Oct 28 2026 10:36:59 GMT+0000 (Coordinated Universal Time)">
         <w:r>
           <w:rPr>
             <w:rFonts w:ascii="Times New Roman" w:cs="Times New Roman" w:eastAsia="Times New Roman" w:hAnsi="Times New Roman"/>
@@ -3324,7 +3324,7 @@
         </w:rPr>
         <w:t xml:space="preserve">Источник: </w:t>
       </w:r>
-      <w:hyperlink w:history="1" r:id="rIdlgvb4_xa7iwtplvbzaoho">
+      <w:hyperlink w:history="1" r:id="rId0jmyotmburkibkwjsfbxd">
         <w:r>
           <w:rPr>
             <w:rFonts w:ascii="Arial" w:cs="Arial" w:eastAsia="Arial" w:hAnsi="Arial"/>
@@ -3521,7 +3521,7 @@
         </w:rPr>
         <w:t xml:space="preserve">Да. Требование о том, что проверку проводят только аудиторские организации, относится к обязательному аудиту (ч. 3 ст. 5 закона № 307-ФЗ). </w:t>
       </w:r>
-      <w:del w:id="38" w:author="1+1, в ответ на правки" w:date="Wed Oct 28 2026 10:10:36 GMT+0000 (Coordinated Universal Time)">
+      <w:del w:id="39" w:author="1+1, в ответ на правки" w:date="Wed Oct 28 2026 10:36:59 GMT+0000 (Coordinated Universal Time)">
         <w:r>
           <w:rPr>
             <w:rFonts w:ascii="Times New Roman" w:cs="Times New Roman" w:eastAsia="Times New Roman" w:hAnsi="Times New Roman"/>
@@ -3532,7 +3532,7 @@
         </w:r>
       </w:del>
       <w:commentRangeStart w:id="16"/>
-      <w:ins w:id="39" w:author="1+1, в ответ на правки" w:date="Wed Oct 28 2026 10:10:36 GMT+0000 (Coordinated Universal Time)">
+      <w:ins w:id="40" w:author="1+1, в ответ на правки" w:date="Wed Oct 28 2026 10:36:59 GMT+0000 (Coordinated Universal Time)">
         <w:r>
           <w:rPr>
             <w:rFonts w:ascii="Times New Roman" w:cs="Times New Roman" w:eastAsia="Times New Roman" w:hAnsi="Times New Roman"/>
@@ -3587,7 +3587,7 @@
         <w:shd w:fill="D9EAD3" w:color="auto" w:val="clear"/>
         <w:spacing w:after="140" w:line="300"/>
       </w:pPr>
-      <w:del w:id="40" w:author="1+1, в ответ на правки" w:date="Wed Oct 28 2026 10:10:36 GMT+0000 (Coordinated Universal Time)">
+      <w:del w:id="41" w:author="1+1, в ответ на правки" w:date="Wed Oct 28 2026 10:36:59 GMT+0000 (Coordinated Universal Time)">
         <w:r>
           <w:rPr>
             <w:rFonts w:ascii="Times New Roman" w:cs="Times New Roman" w:eastAsia="Times New Roman" w:hAnsi="Times New Roman"/>
@@ -3598,7 +3598,7 @@
         </w:r>
       </w:del>
       <w:commentRangeStart w:id="17"/>
-      <w:ins w:id="41" w:author="1+1, в ответ на правки" w:date="Wed Oct 28 2026 10:10:36 GMT+0000 (Coordinated Universal Time)">
+      <w:ins w:id="42" w:author="1+1, в ответ на правки" w:date="Wed Oct 28 2026 10:36:59 GMT+0000 (Coordinated Universal Time)">
         <w:r>
           <w:rPr>
             <w:rFonts w:ascii="Times New Roman" w:cs="Times New Roman" w:eastAsia="Times New Roman" w:hAnsi="Times New Roman"/>
@@ -3728,7 +3728,7 @@
         <w:shd w:fill="D9EAD3" w:color="auto" w:val="clear"/>
         <w:spacing w:after="80" w:line="300"/>
       </w:pPr>
-      <w:hyperlink w:history="1" r:id="rId2yyprjvenbi92bipjwyjg">
+      <w:hyperlink w:history="1" r:id="rIdgn5qqodyvezr8q0sowspz">
         <w:r>
           <w:rPr>
             <w:rFonts w:ascii="Times New Roman" w:cs="Times New Roman" w:eastAsia="Times New Roman" w:hAnsi="Times New Roman"/>
@@ -3763,7 +3763,7 @@
         <w:shd w:fill="D9EAD3" w:color="auto" w:val="clear"/>
         <w:spacing w:after="80" w:line="300"/>
       </w:pPr>
-      <w:hyperlink w:history="1" r:id="rIdoukzpprnhss0r0k_rcdot">
+      <w:hyperlink w:history="1" r:id="rIdr-cdx1qk9ek4onwfktvr-">
         <w:r>
           <w:rPr>
             <w:rFonts w:ascii="Times New Roman" w:cs="Times New Roman" w:eastAsia="Times New Roman" w:hAnsi="Times New Roman"/>
@@ -3798,7 +3798,7 @@
         <w:shd w:fill="D9EAD3" w:color="auto" w:val="clear"/>
         <w:spacing w:after="80" w:line="300"/>
       </w:pPr>
-      <w:hyperlink w:history="1" r:id="rIdbrhleoiy9jh2ry6yo0rvp">
+      <w:hyperlink w:history="1" r:id="rIdq_vtxarzf5hfuwocfyshm">
         <w:r>
           <w:rPr>
             <w:rFonts w:ascii="Times New Roman" w:cs="Times New Roman" w:eastAsia="Times New Roman" w:hAnsi="Times New Roman"/>
@@ -3957,7 +3957,7 @@
             <w:pPr>
               <w:spacing w:after="40"/>
             </w:pPr>
-            <w:hyperlink w:history="1" r:id="rIdfkj8ggdguauazo_ci8w65">
+            <w:hyperlink w:history="1" r:id="rIdm0lv_xl1oxtpvnzf5nftw">
               <w:r>
                 <w:rPr>
                   <w:rFonts w:ascii="Times New Roman" w:cs="Times New Roman" w:eastAsia="Times New Roman" w:hAnsi="Times New Roman"/>
@@ -4008,7 +4008,7 @@
             <w:pPr>
               <w:spacing w:after="40"/>
             </w:pPr>
-            <w:hyperlink w:history="1" r:id="rIdkxmzmvzidjgptm1t5mzve">
+            <w:hyperlink w:history="1" r:id="rId9wfamkozjvekzilygqufs">
               <w:r>
                 <w:rPr>
                   <w:rFonts w:ascii="Times New Roman" w:cs="Times New Roman" w:eastAsia="Times New Roman" w:hAnsi="Times New Roman"/>
@@ -4059,7 +4059,7 @@
             <w:pPr>
               <w:spacing w:after="40"/>
             </w:pPr>
-            <w:hyperlink w:history="1" r:id="rIdhasviqg3uritbo8gdb86r">
+            <w:hyperlink w:history="1" r:id="rIdz9wv4a8jfwx4elr3gcdpq">
               <w:r>
                 <w:rPr>
                   <w:rFonts w:ascii="Times New Roman" w:cs="Times New Roman" w:eastAsia="Times New Roman" w:hAnsi="Times New Roman"/>
@@ -4370,7 +4370,7 @@
           <w:sz w:val="26"/>
           <w:szCs w:val="26"/>
         </w:rPr>
-        <w:t xml:space="preserve">Решение по расхождению</w:t>
+        <w:t xml:space="preserve">Решение по разделу «Как провести проверку бухгалтерии»</w:t>
       </w:r>
     </w:p>
     <w:p>
@@ -4398,26 +4398,14 @@
       <w:r>
         <w:rPr>
           <w:rFonts w:ascii="Times New Roman" w:cs="Times New Roman" w:eastAsia="Times New Roman" w:hAnsi="Times New Roman"/>
-          <w:b/>
-          <w:bCs/>
-          <w:i w:val="false"/>
-          <w:iCs w:val="false"/>
-          <w:sz w:val="22"/>
-          <w:szCs w:val="22"/>
-        </w:rPr>
-        <w:t xml:space="preserve">Раздел «Как провести проверку бухгалтерии».</w:t>
-      </w:r>
-      <w:r>
-        <w:rPr>
-          <w:rFonts w:ascii="Times New Roman" w:cs="Times New Roman" w:eastAsia="Times New Roman" w:hAnsi="Times New Roman"/>
-          <w:b w:val="false"/>
-          <w:bCs w:val="false"/>
-          <w:i w:val="false"/>
-          <w:iCs w:val="false"/>
-          <w:sz w:val="22"/>
-          <w:szCs w:val="22"/>
-        </w:rPr>
-        <w:t xml:space="preserve"> Редактор предложила снять перечень самостоятельной проверки: руководитель этого сам не сделает. Заказчик 28.10.2026 решил перечень вернуть — пункт 2 ТЗ требует показать разницу между первичной оценкой и профессиональной проверкой. Перечень возвращён и переформулирован: сокращён до того, что руководитель действительно видит без бухгалтера, и прямо названо, что это внешние признаки, а не проверка.</w:t>
+          <w:b w:val="false"/>
+          <w:bCs w:val="false"/>
+          <w:i w:val="false"/>
+          <w:iCs w:val="false"/>
+          <w:sz w:val="22"/>
+          <w:szCs w:val="22"/>
+        </w:rPr>
+        <w:t xml:space="preserve">Вопрос закрыт. Редактор в переписке 28.10.2026 сняла своё замечание и прислала формулировку, которая остаётся в статье. Раздел приведён к ней дословно: три пункта первичной оценки вместо пяти — «закрыт ли прошлый год» и «совпадает ли прибыль с деньгами» убраны, их в формулировке редактора нет. Пункт 2 ТЗ при этом выполнен: разница между первичной оценкой и профессиональной проверкой показана.</w:t>
       </w:r>
     </w:p>
     <w:p>
@@ -4585,7 +4573,7 @@
 
 <file path=word/comments.xml><?xml version="1.0" encoding="utf-8"?>
 <w:comments xmlns:cx="http://schemas.microsoft.com/office/drawing/2014/chartex" xmlns:cx1="http://schemas.microsoft.com/office/drawing/2015/9/8/chartex" xmlns:cx2="http://schemas.microsoft.com/office/drawing/2015/10/21/chartex" xmlns:cx3="http://schemas.microsoft.com/office/drawing/2016/5/9/chartex" xmlns:cx4="http://schemas.microsoft.com/office/drawing/2016/5/10/chartex" xmlns:cx5="http://schemas.microsoft.com/office/drawing/2016/5/11/chartex" xmlns:cx6="http://schemas.microsoft.com/office/drawing/2016/5/12/chartex" xmlns:cx7="http://schemas.microsoft.com/office/drawing/2016/5/13/chartex" xmlns:cx8="http://schemas.microsoft.com/office/drawing/2016/5/14/chartex" xmlns:mc="http://schemas.openxmlformats.org/markup-compatibility/2006" xmlns:aink="http://schemas.microsoft.com/office/drawing/2016/ink" xmlns:am3d="http://schemas.microsoft.com/office/drawing/2017/model3d" xmlns:o="urn:schemas-microsoft-com:office:office" xmlns:r="http://schemas.openxmlformats.org/officeDocument/2006/relationships" xmlns:m="http://schemas.openxmlformats.org/officeDocument/2006/math" xmlns:v="urn:schemas-microsoft-com:vml" xmlns:wp14="http://schemas.microsoft.com/office/word/2010/wordprocessingDrawing" xmlns:wp="http://schemas.openxmlformats.org/drawingml/2006/wordprocessingDrawing" xmlns:w10="urn:schemas-microsoft-com:office:word" xmlns:w="http://schemas.openxmlformats.org/wordprocessingml/2006/main" xmlns:w14="http://schemas.microsoft.com/office/word/2010/wordml" xmlns:w15="http://schemas.microsoft.com/office/word/2012/wordml" xmlns:w16cex="http://schemas.microsoft.com/office/word/2018/wordml/cex" xmlns:w16cid="http://schemas.microsoft.com/office/word/2016/wordml/cid" xmlns:w16="http://schemas.microsoft.com/office/word/2018/wordml" xmlns:w16sdtdh="http://schemas.microsoft.com/office/word/2020/wordml/sdtdatahash" xmlns:w16se="http://schemas.microsoft.com/office/word/2015/wordml/symex" xmlns:wpg="http://schemas.microsoft.com/office/word/2010/wordprocessingGroup" xmlns:wpi="http://schemas.microsoft.com/office/word/2010/wordprocessingInk" xmlns:wne="http://schemas.microsoft.com/office/word/2006/wordml" xmlns:wps="http://schemas.microsoft.com/office/word/2010/wordprocessingShape">
-  <w:comment w:id="0" w:author="1+1, в ответ на правки" w:date="2026-10-28T10:10:36.770Z">
+  <w:comment w:id="0" w:author="1+1, в ответ на правки" w:date="2026-10-28T10:36:59.875Z">
     <w:p>
       <w:r>
         <w:rPr>
@@ -4597,7 +4585,7 @@
       </w:r>
     </w:p>
   </w:comment>
-  <w:comment w:id="1" w:author="1+1, в ответ на правки" w:date="2026-10-28T10:10:36.770Z">
+  <w:comment w:id="1" w:author="1+1, в ответ на правки" w:date="2026-10-28T10:36:59.875Z">
     <w:p>
       <w:r>
         <w:rPr>
@@ -4609,7 +4597,7 @@
       </w:r>
     </w:p>
   </w:comment>
-  <w:comment w:id="2" w:author="1+1, в ответ на правки" w:date="2026-10-28T10:10:36.770Z">
+  <w:comment w:id="2" w:author="1+1, в ответ на правки" w:date="2026-10-28T10:36:59.875Z">
     <w:p>
       <w:r>
         <w:rPr>
@@ -4621,7 +4609,7 @@
       </w:r>
     </w:p>
   </w:comment>
-  <w:comment w:id="3" w:author="1+1, в ответ на правки" w:date="2026-10-28T10:10:36.770Z">
+  <w:comment w:id="3" w:author="1+1, в ответ на правки" w:date="2026-10-28T10:36:59.875Z">
     <w:p>
       <w:r>
         <w:rPr>
@@ -4629,11 +4617,11 @@
           <w:sz w:val="18"/>
           <w:szCs w:val="18"/>
         </w:rPr>
-        <w:t xml:space="preserve">[ТЗ] Этот перечень вы предложили снять — руководитель сам столько не проверит. Заказчик 28.10.2026 решил его вернуть — пункт 2 задания требует показать разницу между первичной оценкой руководителем и профессиональной проверкой. Перечень сокращён до того, что руководитель действительно видит без бухгалтера, и прямо названо, что это внешние признаки, а причину показывает проверка.</w:t>
+        <w:t xml:space="preserve">[ВАША ПРАВКА] Раздел приведён к формулировке из вашего сообщения в чате 28.10.2026 — дословно. В перечне три пункта — требования, сроки сдачи, задолженность и переплата на ЕНС. «Закрыт ли прошлый год» и «совпадает ли прибыль с деньгами» убраны — их в вашей формулировке нет, и это как раз то, что руководитель сам не посмотрит.</w:t>
       </w:r>
     </w:p>
   </w:comment>
-  <w:comment w:id="4" w:author="1+1, в ответ на правки" w:date="2026-10-28T10:10:36.770Z">
+  <w:comment w:id="4" w:author="1+1, в ответ на правки" w:date="2026-10-28T10:36:59.875Z">
     <w:p>
       <w:r>
         <w:rPr>
@@ -4645,7 +4633,7 @@
       </w:r>
     </w:p>
   </w:comment>
-  <w:comment w:id="5" w:author="1+1, в ответ на правки" w:date="2026-10-28T10:10:36.770Z">
+  <w:comment w:id="5" w:author="1+1, в ответ на правки" w:date="2026-10-28T10:36:59.875Z">
     <w:p>
       <w:r>
         <w:rPr>
@@ -4657,7 +4645,7 @@
       </w:r>
     </w:p>
   </w:comment>
-  <w:comment w:id="6" w:author="1+1, в ответ на правки" w:date="2026-10-28T10:10:36.770Z">
+  <w:comment w:id="6" w:author="1+1, в ответ на правки" w:date="2026-10-28T10:36:59.875Z">
     <w:p>
       <w:r>
         <w:rPr>
@@ -4669,7 +4657,7 @@
       </w:r>
     </w:p>
   </w:comment>
-  <w:comment w:id="7" w:author="1+1, в ответ на правки" w:date="2026-10-28T10:10:36.770Z">
+  <w:comment w:id="7" w:author="1+1, в ответ на правки" w:date="2026-10-28T10:36:59.875Z">
     <w:p>
       <w:r>
         <w:rPr>
@@ -4681,7 +4669,7 @@
       </w:r>
     </w:p>
   </w:comment>
-  <w:comment w:id="8" w:author="1+1, в ответ на правки" w:date="2026-10-28T10:10:36.770Z">
+  <w:comment w:id="8" w:author="1+1, в ответ на правки" w:date="2026-10-28T10:36:59.875Z">
     <w:p>
       <w:r>
         <w:rPr>
@@ -4693,7 +4681,7 @@
       </w:r>
     </w:p>
   </w:comment>
-  <w:comment w:id="9" w:author="1+1, в ответ на правки" w:date="2026-10-28T10:10:36.770Z">
+  <w:comment w:id="9" w:author="1+1, в ответ на правки" w:date="2026-10-28T10:36:59.875Z">
     <w:p>
       <w:r>
         <w:rPr>
@@ -4705,7 +4693,7 @@
       </w:r>
     </w:p>
   </w:comment>
-  <w:comment w:id="10" w:author="1+1, в ответ на правки" w:date="2026-10-28T10:10:36.770Z">
+  <w:comment w:id="10" w:author="1+1, в ответ на правки" w:date="2026-10-28T10:36:59.875Z">
     <w:p>
       <w:r>
         <w:rPr>
@@ -4717,7 +4705,7 @@
       </w:r>
     </w:p>
   </w:comment>
-  <w:comment w:id="11" w:author="1+1, в ответ на правки" w:date="2026-10-28T10:10:36.770Z">
+  <w:comment w:id="11" w:author="1+1, в ответ на правки" w:date="2026-10-28T10:36:59.875Z">
     <w:p>
       <w:r>
         <w:rPr>
@@ -4729,7 +4717,7 @@
       </w:r>
     </w:p>
   </w:comment>
-  <w:comment w:id="12" w:author="1+1, в ответ на правки" w:date="2026-10-28T10:10:36.770Z">
+  <w:comment w:id="12" w:author="1+1, в ответ на правки" w:date="2026-10-28T10:36:59.875Z">
     <w:p>
       <w:r>
         <w:rPr>
@@ -4741,7 +4729,7 @@
       </w:r>
     </w:p>
   </w:comment>
-  <w:comment w:id="13" w:author="1+1, в ответ на правки" w:date="2026-10-28T10:10:36.770Z">
+  <w:comment w:id="13" w:author="1+1, в ответ на правки" w:date="2026-10-28T10:36:59.875Z">
     <w:p>
       <w:r>
         <w:rPr>
@@ -4753,7 +4741,7 @@
       </w:r>
     </w:p>
   </w:comment>
-  <w:comment w:id="14" w:author="1+1, в ответ на правки" w:date="2026-10-28T10:10:36.770Z">
+  <w:comment w:id="14" w:author="1+1, в ответ на правки" w:date="2026-10-28T10:36:59.875Z">
     <w:p>
       <w:r>
         <w:rPr>
@@ -4765,7 +4753,7 @@
       </w:r>
     </w:p>
   </w:comment>
-  <w:comment w:id="15" w:author="1+1, в ответ на правки" w:date="2026-10-28T10:10:36.770Z">
+  <w:comment w:id="15" w:author="1+1, в ответ на правки" w:date="2026-10-28T10:36:59.875Z">
     <w:p>
       <w:r>
         <w:rPr>
@@ -4777,7 +4765,7 @@
       </w:r>
     </w:p>
   </w:comment>
-  <w:comment w:id="16" w:author="1+1, в ответ на правки" w:date="2026-10-28T10:10:36.770Z">
+  <w:comment w:id="16" w:author="1+1, в ответ на правки" w:date="2026-10-28T10:36:59.875Z">
     <w:p>
       <w:r>
         <w:rPr>
@@ -4789,7 +4777,7 @@
       </w:r>
     </w:p>
   </w:comment>
-  <w:comment w:id="17" w:author="1+1, в ответ на правки" w:date="2026-10-28T10:10:36.770Z">
+  <w:comment w:id="17" w:author="1+1, в ответ на правки" w:date="2026-10-28T10:36:59.875Z">
     <w:p>
       <w:r>
         <w:rPr>
